--- a/presentation/Article Analysis/LLaMA Article Translation.docx
+++ b/presentation/Article Analysis/LLaMA Article Translation.docx
@@ -17,7 +17,6 @@
           <w:lang w:val="en-US"/>
         </w:rPr>
       </w:pPr>
-      <w:proofErr w:type="spellStart"/>
       <w:r>
         <w:rPr>
           <w:rFonts w:ascii="David" w:hAnsi="David" w:cs="David"/>
@@ -29,7 +28,6 @@
         </w:rPr>
         <w:t>LLaMA</w:t>
       </w:r>
-      <w:proofErr w:type="spellEnd"/>
       <w:r>
         <w:rPr>
           <w:rFonts w:ascii="David" w:hAnsi="David" w:cs="David" w:hint="cs"/>
@@ -841,7 +839,6 @@
         </w:rPr>
         <w:t xml:space="preserve">שנקראים </w:t>
       </w:r>
-      <w:proofErr w:type="spellStart"/>
       <w:r>
         <w:rPr>
           <w:rFonts w:ascii="David" w:hAnsi="David" w:cs="David"/>
@@ -851,7 +848,6 @@
         </w:rPr>
         <w:t>LLaMA</w:t>
       </w:r>
-      <w:proofErr w:type="spellEnd"/>
       <w:r>
         <w:rPr>
           <w:rFonts w:ascii="David" w:hAnsi="David" w:cs="David" w:hint="cs"/>
@@ -1205,7 +1201,6 @@
         </w:rPr>
         <w:t xml:space="preserve">אימנו את </w:t>
       </w:r>
-      <w:proofErr w:type="spellStart"/>
       <w:r>
         <w:rPr>
           <w:rFonts w:ascii="David" w:hAnsi="David" w:cs="David"/>
@@ -1215,7 +1210,6 @@
         </w:rPr>
         <w:t>LLaMA</w:t>
       </w:r>
-      <w:proofErr w:type="spellEnd"/>
       <w:r>
         <w:rPr>
           <w:rFonts w:ascii="David" w:hAnsi="David" w:cs="David" w:hint="cs"/>
@@ -1260,7 +1254,25 @@
           <w:szCs w:val="22"/>
           <w:rtl/>
         </w:rPr>
-        <w:t>עובדתם</w:t>
+        <w:t>עב</w:t>
+      </w:r>
+      <w:r>
+        <w:rPr>
+          <w:rFonts w:ascii="David" w:hAnsi="David" w:cs="David" w:hint="cs"/>
+          <w:sz w:val="22"/>
+          <w:szCs w:val="22"/>
+          <w:rtl/>
+        </w:rPr>
+        <w:t>ו</w:t>
+      </w:r>
+      <w:r>
+        <w:rPr>
+          <w:rFonts w:ascii="David" w:hAnsi="David" w:cs="David" w:hint="cs"/>
+          <w:sz w:val="22"/>
+          <w:szCs w:val="22"/>
+          <w:rtl/>
+        </w:rPr>
+        <w:t>דתם</w:t>
       </w:r>
       <w:r>
         <w:rPr>
@@ -2356,72 +2368,57 @@
           <w:szCs w:val="22"/>
           <w:lang w:val="en-US"/>
         </w:rPr>
-        <w:t xml:space="preserve">English </w:t>
-      </w:r>
-      <w:proofErr w:type="spellStart"/>
-      <w:r>
-        <w:rPr>
-          <w:rFonts w:ascii="David" w:hAnsi="David" w:cs="David"/>
-          <w:b/>
-          <w:bCs/>
+        <w:t>English CommonCrawl</w:t>
+      </w:r>
+      <w:r>
+        <w:rPr>
+          <w:rFonts w:ascii="David" w:hAnsi="David" w:cs="David" w:hint="cs"/>
+          <w:sz w:val="22"/>
+          <w:szCs w:val="22"/>
+          <w:rtl/>
+          <w:lang w:val="en-US"/>
+        </w:rPr>
+        <w:t xml:space="preserve"> </w:t>
+      </w:r>
+      <w:r>
+        <w:rPr>
+          <w:rFonts w:ascii="David" w:hAnsi="David" w:cs="David"/>
+          <w:sz w:val="22"/>
+          <w:szCs w:val="22"/>
+          <w:rtl/>
+          <w:lang w:val="en-US"/>
+        </w:rPr>
+        <w:t>–</w:t>
+      </w:r>
+      <w:r>
+        <w:rPr>
+          <w:rFonts w:ascii="David" w:hAnsi="David" w:cs="David" w:hint="cs"/>
+          <w:sz w:val="22"/>
+          <w:szCs w:val="22"/>
+          <w:rtl/>
+          <w:lang w:val="en-US"/>
+        </w:rPr>
+        <w:t xml:space="preserve"> </w:t>
+      </w:r>
+      <w:r>
+        <w:rPr>
+          <w:rFonts w:ascii="David" w:hAnsi="David" w:cs="David" w:hint="cs"/>
+          <w:sz w:val="22"/>
+          <w:szCs w:val="22"/>
+          <w:rtl/>
+          <w:lang w:val="en-US"/>
+        </w:rPr>
+        <w:t xml:space="preserve">החוקרים עיבדו חמש דגימות </w:t>
+      </w:r>
+      <w:r>
+        <w:rPr>
+          <w:rFonts w:ascii="David" w:hAnsi="David" w:cs="David"/>
           <w:sz w:val="22"/>
           <w:szCs w:val="22"/>
           <w:lang w:val="en-US"/>
         </w:rPr>
         <w:t>CommonCrawl</w:t>
       </w:r>
-      <w:proofErr w:type="spellEnd"/>
-      <w:r>
-        <w:rPr>
-          <w:rFonts w:ascii="David" w:hAnsi="David" w:cs="David" w:hint="cs"/>
-          <w:sz w:val="22"/>
-          <w:szCs w:val="22"/>
-          <w:rtl/>
-          <w:lang w:val="en-US"/>
-        </w:rPr>
-        <w:t xml:space="preserve"> </w:t>
-      </w:r>
-      <w:r>
-        <w:rPr>
-          <w:rFonts w:ascii="David" w:hAnsi="David" w:cs="David"/>
-          <w:sz w:val="22"/>
-          <w:szCs w:val="22"/>
-          <w:rtl/>
-          <w:lang w:val="en-US"/>
-        </w:rPr>
-        <w:t>–</w:t>
-      </w:r>
-      <w:r>
-        <w:rPr>
-          <w:rFonts w:ascii="David" w:hAnsi="David" w:cs="David" w:hint="cs"/>
-          <w:sz w:val="22"/>
-          <w:szCs w:val="22"/>
-          <w:rtl/>
-          <w:lang w:val="en-US"/>
-        </w:rPr>
-        <w:t xml:space="preserve"> </w:t>
-      </w:r>
-      <w:r>
-        <w:rPr>
-          <w:rFonts w:ascii="David" w:hAnsi="David" w:cs="David" w:hint="cs"/>
-          <w:sz w:val="22"/>
-          <w:szCs w:val="22"/>
-          <w:rtl/>
-          <w:lang w:val="en-US"/>
-        </w:rPr>
-        <w:t xml:space="preserve">החוקרים עיבדו חמש דגימות </w:t>
-      </w:r>
-      <w:proofErr w:type="spellStart"/>
-      <w:r>
-        <w:rPr>
-          <w:rFonts w:ascii="David" w:hAnsi="David" w:cs="David"/>
-          <w:sz w:val="22"/>
-          <w:szCs w:val="22"/>
-          <w:lang w:val="en-US"/>
-        </w:rPr>
-        <w:t>CommonCrawl</w:t>
-      </w:r>
-      <w:proofErr w:type="spellEnd"/>
       <w:r>
         <w:rPr>
           <w:rFonts w:ascii="David" w:hAnsi="David" w:cs="David" w:hint="cs"/>
@@ -2600,7 +2597,6 @@
         </w:rPr>
         <w:t xml:space="preserve"> של </w:t>
       </w:r>
-      <w:proofErr w:type="spellStart"/>
       <w:r>
         <w:rPr>
           <w:rFonts w:ascii="David" w:hAnsi="David" w:cs="David"/>
@@ -2610,7 +2606,6 @@
         </w:rPr>
         <w:t>CommonCrawl</w:t>
       </w:r>
-      <w:proofErr w:type="spellEnd"/>
       <w:r>
         <w:rPr>
           <w:rFonts w:ascii="David" w:hAnsi="David" w:cs="David" w:hint="cs"/>
@@ -2827,19 +2822,8 @@
           <w:szCs w:val="22"/>
           <w:lang w:val="en-US"/>
         </w:rPr>
-        <w:t xml:space="preserve">Google </w:t>
-      </w:r>
-      <w:proofErr w:type="spellStart"/>
-      <w:r>
-        <w:rPr>
-          <w:rFonts w:ascii="David" w:hAnsi="David" w:cs="David"/>
-          <w:sz w:val="22"/>
-          <w:szCs w:val="22"/>
-          <w:lang w:val="en-US"/>
-        </w:rPr>
-        <w:t>BigQuery</w:t>
-      </w:r>
-      <w:proofErr w:type="spellEnd"/>
+        <w:t>Google BigQuery</w:t>
+      </w:r>
       <w:r>
         <w:rPr>
           <w:rFonts w:ascii="David" w:hAnsi="David" w:cs="David" w:hint="cs"/>
@@ -6287,11 +6271,21 @@
       </w:r>
       <w:r>
         <w:rPr>
-          <w:rFonts w:ascii="David" w:hAnsi="David" w:cs="David"/>
-          <w:sz w:val="22"/>
-          <w:szCs w:val="22"/>
-        </w:rPr>
-        <w:t xml:space="preserve"> GPU</w:t>
+          <w:rFonts w:ascii="David" w:hAnsi="David" w:cs="David" w:hint="cs"/>
+          <w:sz w:val="22"/>
+          <w:szCs w:val="22"/>
+          <w:rtl/>
+          <w:lang w:val="en-US"/>
+        </w:rPr>
+        <w:t xml:space="preserve"> </w:t>
+      </w:r>
+      <w:r>
+        <w:rPr>
+          <w:rFonts w:ascii="David" w:hAnsi="David" w:cs="David"/>
+          <w:sz w:val="22"/>
+          <w:szCs w:val="22"/>
+        </w:rPr>
+        <w:t>GPU</w:t>
       </w:r>
       <w:r>
         <w:rPr>
@@ -6759,7 +6753,6 @@
         </w:rPr>
         <w:t xml:space="preserve">החוקרים משווים את </w:t>
       </w:r>
-      <w:proofErr w:type="spellStart"/>
       <w:r>
         <w:rPr>
           <w:rFonts w:ascii="David" w:hAnsi="David" w:cs="David"/>
@@ -6769,7 +6762,6 @@
         </w:rPr>
         <w:t>LLaMA</w:t>
       </w:r>
-      <w:proofErr w:type="spellEnd"/>
       <w:r>
         <w:rPr>
           <w:rFonts w:ascii="David" w:hAnsi="David" w:cs="David" w:hint="cs"/>
@@ -6809,7 +6801,6 @@
         </w:rPr>
         <w:t xml:space="preserve"> לאחר מכן, בוחנים את </w:t>
       </w:r>
-      <w:proofErr w:type="spellStart"/>
       <w:r>
         <w:rPr>
           <w:rFonts w:ascii="David" w:hAnsi="David" w:cs="David"/>
@@ -6819,7 +6810,6 @@
         </w:rPr>
         <w:t>LLaMA</w:t>
       </w:r>
-      <w:proofErr w:type="spellEnd"/>
       <w:r>
         <w:rPr>
           <w:rFonts w:ascii="David" w:hAnsi="David" w:cs="David" w:hint="cs"/>
@@ -7391,7 +7381,6 @@
         </w:rPr>
         <w:t xml:space="preserve">ה את </w:t>
       </w:r>
-      <w:proofErr w:type="spellStart"/>
       <w:r>
         <w:rPr>
           <w:rFonts w:ascii="David" w:hAnsi="David" w:cs="David"/>
@@ -7401,7 +7390,6 @@
         </w:rPr>
         <w:t>LLaMA</w:t>
       </w:r>
-      <w:proofErr w:type="spellEnd"/>
       <w:r>
         <w:rPr>
           <w:rFonts w:ascii="David" w:hAnsi="David" w:cs="David" w:hint="cs"/>
@@ -9179,7 +9167,6 @@
         </w:rPr>
         <w:t xml:space="preserve">של מודלי </w:t>
       </w:r>
-      <w:proofErr w:type="spellStart"/>
       <w:r>
         <w:rPr>
           <w:rFonts w:ascii="David" w:hAnsi="David" w:cs="David"/>
@@ -9189,7 +9176,6 @@
         </w:rPr>
         <w:t>LLaMA</w:t>
       </w:r>
-      <w:proofErr w:type="spellEnd"/>
       <w:r>
         <w:rPr>
           <w:rFonts w:ascii="David" w:hAnsi="David" w:cs="David" w:hint="cs"/>
@@ -10344,7 +10330,6 @@
         </w:rPr>
         <w:t xml:space="preserve">ניכר כי עבור מספר פרמטרים דומה, </w:t>
       </w:r>
-      <w:proofErr w:type="spellStart"/>
       <w:r>
         <w:rPr>
           <w:rFonts w:ascii="David" w:hAnsi="David" w:cs="David"/>
@@ -10354,7 +10339,6 @@
         </w:rPr>
         <w:t>LLaMA</w:t>
       </w:r>
-      <w:proofErr w:type="spellEnd"/>
       <w:r>
         <w:rPr>
           <w:rFonts w:ascii="David" w:hAnsi="David" w:cs="David" w:hint="cs"/>
@@ -12777,25 +12761,14 @@
         </w:rPr>
         <w:t xml:space="preserve">בטבלה הבאה מדווחות תוצאות המודל </w:t>
       </w:r>
-      <w:proofErr w:type="spellStart"/>
-      <w:r>
-        <w:rPr>
-          <w:rFonts w:ascii="David" w:hAnsi="David" w:cs="David"/>
-          <w:sz w:val="22"/>
-          <w:szCs w:val="22"/>
-          <w:lang w:val="en-US"/>
-        </w:rPr>
-        <w:t>LLaMA</w:t>
-      </w:r>
-      <w:proofErr w:type="spellEnd"/>
-      <w:r>
-        <w:rPr>
-          <w:rFonts w:ascii="David" w:hAnsi="David" w:cs="David"/>
-          <w:sz w:val="22"/>
-          <w:szCs w:val="22"/>
-          <w:lang w:val="en-US"/>
-        </w:rPr>
-        <w:t>-I</w:t>
+      <w:r>
+        <w:rPr>
+          <w:rFonts w:ascii="David" w:hAnsi="David" w:cs="David"/>
+          <w:sz w:val="22"/>
+          <w:szCs w:val="22"/>
+          <w:lang w:val="en-US"/>
+        </w:rPr>
+        <w:t>LLaMA-I</w:t>
       </w:r>
       <w:r>
         <w:rPr>
@@ -13004,25 +12977,14 @@
         </w:rPr>
         <w:t xml:space="preserve"> </w:t>
       </w:r>
-      <w:proofErr w:type="spellStart"/>
-      <w:r>
-        <w:rPr>
-          <w:rFonts w:ascii="David" w:hAnsi="David" w:cs="David"/>
-          <w:sz w:val="22"/>
-          <w:szCs w:val="22"/>
-          <w:lang w:val="en-US"/>
-        </w:rPr>
-        <w:t>LLaMA</w:t>
-      </w:r>
-      <w:proofErr w:type="spellEnd"/>
-      <w:r>
-        <w:rPr>
-          <w:rFonts w:ascii="David" w:hAnsi="David" w:cs="David"/>
-          <w:sz w:val="22"/>
-          <w:szCs w:val="22"/>
-          <w:lang w:val="en-US"/>
-        </w:rPr>
-        <w:t>-I</w:t>
+      <w:r>
+        <w:rPr>
+          <w:rFonts w:ascii="David" w:hAnsi="David" w:cs="David"/>
+          <w:sz w:val="22"/>
+          <w:szCs w:val="22"/>
+          <w:lang w:val="en-US"/>
+        </w:rPr>
+        <w:t>LLaMA-I</w:t>
       </w:r>
       <w:r>
         <w:rPr>
@@ -13099,25 +13061,14 @@
         </w:rPr>
         <w:t xml:space="preserve"> המודל </w:t>
       </w:r>
-      <w:proofErr w:type="spellStart"/>
-      <w:r>
-        <w:rPr>
-          <w:rFonts w:ascii="David" w:hAnsi="David" w:cs="David"/>
-          <w:sz w:val="22"/>
-          <w:szCs w:val="22"/>
-          <w:lang w:val="en-US"/>
-        </w:rPr>
-        <w:t>LLaMA</w:t>
-      </w:r>
-      <w:proofErr w:type="spellEnd"/>
-      <w:r>
-        <w:rPr>
-          <w:rFonts w:ascii="David" w:hAnsi="David" w:cs="David"/>
-          <w:sz w:val="22"/>
-          <w:szCs w:val="22"/>
-          <w:lang w:val="en-US"/>
-        </w:rPr>
-        <w:t>-I (65B)</w:t>
+      <w:r>
+        <w:rPr>
+          <w:rFonts w:ascii="David" w:hAnsi="David" w:cs="David"/>
+          <w:sz w:val="22"/>
+          <w:szCs w:val="22"/>
+          <w:lang w:val="en-US"/>
+        </w:rPr>
+        <w:t>LLaMA-I (65B)</w:t>
       </w:r>
       <w:r>
         <w:rPr>
@@ -13416,7 +13367,6 @@
         </w:rPr>
         <w:t xml:space="preserve">עליו אומנו מודלי </w:t>
       </w:r>
-      <w:proofErr w:type="spellStart"/>
       <w:r>
         <w:rPr>
           <w:rFonts w:ascii="David" w:hAnsi="David" w:cs="David"/>
@@ -13426,7 +13376,6 @@
         </w:rPr>
         <w:t>LLaMA</w:t>
       </w:r>
-      <w:proofErr w:type="spellEnd"/>
       <w:r>
         <w:rPr>
           <w:rFonts w:ascii="David" w:hAnsi="David" w:cs="David"/>
@@ -13947,7 +13896,6 @@
         </w:rPr>
         <w:t>מודלי ה-</w:t>
       </w:r>
-      <w:proofErr w:type="spellStart"/>
       <w:r>
         <w:rPr>
           <w:rFonts w:ascii="David" w:hAnsi="David" w:cs="David"/>
@@ -13957,7 +13905,6 @@
         </w:rPr>
         <w:t>LLaMA</w:t>
       </w:r>
-      <w:proofErr w:type="spellEnd"/>
       <w:r>
         <w:rPr>
           <w:rFonts w:ascii="David" w:hAnsi="David" w:cs="David"/>
@@ -14934,7 +14881,6 @@
         </w:rPr>
         <w:t xml:space="preserve">ניתן לראות כי </w:t>
       </w:r>
-      <w:proofErr w:type="spellStart"/>
       <w:r>
         <w:rPr>
           <w:rFonts w:ascii="David" w:hAnsi="David" w:cs="David"/>
@@ -14944,7 +14890,6 @@
         </w:rPr>
         <w:t>LLaMA</w:t>
       </w:r>
-      <w:proofErr w:type="spellEnd"/>
       <w:r>
         <w:rPr>
           <w:rFonts w:ascii="David" w:hAnsi="David" w:cs="David" w:hint="cs"/>
@@ -15228,7 +15173,6 @@
         </w:rPr>
         <w:t xml:space="preserve">ודלי </w:t>
       </w:r>
-      <w:proofErr w:type="spellStart"/>
       <w:r>
         <w:rPr>
           <w:rFonts w:ascii="David" w:hAnsi="David" w:cs="David"/>
@@ -15238,7 +15182,6 @@
         </w:rPr>
         <w:t>LLaMA</w:t>
       </w:r>
-      <w:proofErr w:type="spellEnd"/>
       <w:r>
         <w:rPr>
           <w:rFonts w:ascii="David" w:hAnsi="David" w:cs="David" w:hint="cs"/>
@@ -15674,7 +15617,6 @@
         </w:rPr>
         <w:t xml:space="preserve">מודלי </w:t>
       </w:r>
-      <w:proofErr w:type="spellStart"/>
       <w:r>
         <w:rPr>
           <w:rFonts w:ascii="David" w:hAnsi="David" w:cs="David"/>
@@ -15684,7 +15626,6 @@
         </w:rPr>
         <w:t>LLaMA</w:t>
       </w:r>
-      <w:proofErr w:type="spellEnd"/>
       <w:r>
         <w:rPr>
           <w:rFonts w:ascii="David" w:hAnsi="David" w:cs="David"/>
@@ -15988,7 +15929,6 @@
         </w:rPr>
         <w:t xml:space="preserve">, מודלי </w:t>
       </w:r>
-      <w:proofErr w:type="spellStart"/>
       <w:r>
         <w:rPr>
           <w:rFonts w:ascii="David" w:hAnsi="David" w:cs="David"/>
@@ -15998,7 +15938,6 @@
         </w:rPr>
         <w:t>LLaMA</w:t>
       </w:r>
-      <w:proofErr w:type="spellEnd"/>
       <w:r>
         <w:rPr>
           <w:rFonts w:ascii="David" w:hAnsi="David" w:cs="David" w:hint="cs"/>
@@ -16009,7 +15948,6 @@
         </w:rPr>
         <w:t xml:space="preserve"> מקבלים ציונים גבוהים יותר בשתי הקטגוריות. עם זאת, שיעור התשובות הנכונות עדיין נמוך, מה שמראה שמודלי </w:t>
       </w:r>
-      <w:proofErr w:type="spellStart"/>
       <w:r>
         <w:rPr>
           <w:rFonts w:ascii="David" w:hAnsi="David" w:cs="David"/>
@@ -16019,7 +15957,6 @@
         </w:rPr>
         <w:t>LLaMA</w:t>
       </w:r>
-      <w:proofErr w:type="spellEnd"/>
       <w:r>
         <w:rPr>
           <w:rFonts w:ascii="David" w:hAnsi="David" w:cs="David" w:hint="cs"/>
@@ -16097,7 +16034,6 @@
         </w:rPr>
         <w:t xml:space="preserve">אימון מודלי </w:t>
       </w:r>
-      <w:proofErr w:type="spellStart"/>
       <w:r>
         <w:rPr>
           <w:rFonts w:ascii="David" w:hAnsi="David" w:cs="David"/>
@@ -16107,7 +16043,6 @@
         </w:rPr>
         <w:t>LLaMA</w:t>
       </w:r>
-      <w:proofErr w:type="spellEnd"/>
       <w:r>
         <w:rPr>
           <w:rFonts w:ascii="David" w:hAnsi="David" w:cs="David" w:hint="cs"/>
@@ -17328,7 +17263,6 @@
         </w:rPr>
         <w:t xml:space="preserve">. לגבי מודלי </w:t>
       </w:r>
-      <w:proofErr w:type="spellStart"/>
       <w:r>
         <w:rPr>
           <w:rFonts w:ascii="David" w:hAnsi="David" w:cs="David"/>
@@ -17338,7 +17272,6 @@
         </w:rPr>
         <w:t>LLaMA</w:t>
       </w:r>
-      <w:proofErr w:type="spellEnd"/>
       <w:r>
         <w:rPr>
           <w:rFonts w:ascii="David" w:hAnsi="David" w:cs="David" w:hint="cs"/>

--- a/presentation/Article Analysis/LLaMA Article Translation.docx
+++ b/presentation/Article Analysis/LLaMA Article Translation.docx
@@ -901,27 +901,7 @@
           <w:szCs w:val="22"/>
           <w:rtl/>
         </w:rPr>
-        <w:t xml:space="preserve"> מאמינים שמודל זה יסייע </w:t>
-      </w:r>
-      <w:proofErr w:type="spellStart"/>
-      <w:r>
-        <w:rPr>
-          <w:rFonts w:ascii="David" w:hAnsi="David" w:cs="David"/>
-          <w:sz w:val="22"/>
-          <w:szCs w:val="22"/>
-          <w:rtl/>
-        </w:rPr>
-        <w:t>להנגיש</w:t>
-      </w:r>
-      <w:proofErr w:type="spellEnd"/>
-      <w:r>
-        <w:rPr>
-          <w:rFonts w:ascii="David" w:hAnsi="David" w:cs="David"/>
-          <w:sz w:val="22"/>
-          <w:szCs w:val="22"/>
-          <w:rtl/>
-        </w:rPr>
-        <w:t xml:space="preserve"> את הלמידה והמחקר בתחום</w:t>
+        <w:t xml:space="preserve"> מאמינים שמודל זה יסייע להנגיש את הלמידה והמחקר בתחום</w:t>
       </w:r>
       <w:r>
         <w:rPr>
@@ -2448,7 +2428,6 @@
         </w:rPr>
         <w:t xml:space="preserve"> באמצעות </w:t>
       </w:r>
-      <w:proofErr w:type="spellStart"/>
       <w:r>
         <w:rPr>
           <w:rFonts w:ascii="David" w:hAnsi="David" w:cs="David"/>
@@ -2458,7 +2437,6 @@
         </w:rPr>
         <w:t>CCNet</w:t>
       </w:r>
-      <w:proofErr w:type="spellEnd"/>
       <w:r>
         <w:rPr>
           <w:rFonts w:ascii="David" w:hAnsi="David" w:cs="David" w:hint="cs"/>
@@ -2674,7 +2652,6 @@
         </w:rPr>
         <w:t xml:space="preserve"> הכולל גם הסרת כפילויות וזיהוי שפה. ההבדל העיקרי למול </w:t>
       </w:r>
-      <w:proofErr w:type="spellStart"/>
       <w:r>
         <w:rPr>
           <w:rFonts w:ascii="David" w:hAnsi="David" w:cs="David"/>
@@ -2684,7 +2661,6 @@
         </w:rPr>
         <w:t>CCNet</w:t>
       </w:r>
-      <w:proofErr w:type="spellEnd"/>
       <w:r>
         <w:rPr>
           <w:rFonts w:ascii="David" w:hAnsi="David" w:cs="David" w:hint="cs"/>
@@ -3336,27 +3312,7 @@
           <w:szCs w:val="22"/>
           <w:rtl/>
         </w:rPr>
-        <w:t xml:space="preserve">שני קורפוסים של ספרים: פרויקט </w:t>
-      </w:r>
-      <w:proofErr w:type="spellStart"/>
-      <w:r>
-        <w:rPr>
-          <w:rFonts w:ascii="David" w:hAnsi="David" w:cs="David" w:hint="cs"/>
-          <w:sz w:val="22"/>
-          <w:szCs w:val="22"/>
-          <w:rtl/>
-        </w:rPr>
-        <w:t>גוטנברג</w:t>
-      </w:r>
-      <w:proofErr w:type="spellEnd"/>
-      <w:r>
-        <w:rPr>
-          <w:rFonts w:ascii="David" w:hAnsi="David" w:cs="David" w:hint="cs"/>
-          <w:sz w:val="22"/>
-          <w:szCs w:val="22"/>
-          <w:rtl/>
-        </w:rPr>
-        <w:t>, הכולל ספרים ציבוריים, ו-</w:t>
+        <w:t>שני קורפוסים של ספרים: פרויקט גוטנברג, הכולל ספרים ציבוריים, ו-</w:t>
       </w:r>
       <w:r>
         <w:rPr>
@@ -3387,7 +3343,6 @@
         </w:rPr>
         <w:t xml:space="preserve">מתוך מערך הנתונים הציבורי למודלי שפה </w:t>
       </w:r>
-      <w:proofErr w:type="spellStart"/>
       <w:r>
         <w:rPr>
           <w:rFonts w:ascii="David" w:hAnsi="David" w:cs="David"/>
@@ -3397,7 +3352,6 @@
         </w:rPr>
         <w:t>ThePile</w:t>
       </w:r>
-      <w:proofErr w:type="spellEnd"/>
       <w:r>
         <w:rPr>
           <w:rFonts w:ascii="David" w:hAnsi="David" w:cs="David" w:hint="cs"/>
@@ -3478,7 +3432,6 @@
         </w:rPr>
         <w:t xml:space="preserve">[2.5%] </w:t>
       </w:r>
-      <w:proofErr w:type="spellStart"/>
       <w:r>
         <w:rPr>
           <w:rFonts w:ascii="David" w:hAnsi="David" w:cs="David"/>
@@ -3490,7 +3443,6 @@
         </w:rPr>
         <w:t>ArXiv</w:t>
       </w:r>
-      <w:proofErr w:type="spellEnd"/>
       <w:r>
         <w:rPr>
           <w:rFonts w:ascii="David" w:hAnsi="David" w:cs="David" w:hint="cs"/>
@@ -3531,7 +3483,6 @@
         </w:rPr>
         <w:t xml:space="preserve">החוקרים עיבדו קבצי </w:t>
       </w:r>
-      <w:proofErr w:type="spellStart"/>
       <w:r>
         <w:rPr>
           <w:rFonts w:ascii="David" w:hAnsi="David" w:cs="David"/>
@@ -3541,7 +3492,6 @@
         </w:rPr>
         <w:t>LaTex</w:t>
       </w:r>
-      <w:proofErr w:type="spellEnd"/>
       <w:r>
         <w:rPr>
           <w:rFonts w:ascii="David" w:hAnsi="David" w:cs="David" w:hint="cs"/>
@@ -3814,7 +3764,6 @@
         </w:rPr>
         <w:t xml:space="preserve">[2%] </w:t>
       </w:r>
-      <w:proofErr w:type="spellStart"/>
       <w:r>
         <w:rPr>
           <w:rFonts w:ascii="David" w:hAnsi="David" w:cs="David"/>
@@ -3826,7 +3775,6 @@
         </w:rPr>
         <w:t>StackExchange</w:t>
       </w:r>
-      <w:proofErr w:type="spellEnd"/>
       <w:r>
         <w:rPr>
           <w:rFonts w:ascii="David" w:hAnsi="David" w:cs="David" w:hint="cs"/>
@@ -3877,7 +3825,6 @@
         </w:rPr>
         <w:t xml:space="preserve">ממאגר </w:t>
       </w:r>
-      <w:proofErr w:type="spellStart"/>
       <w:r>
         <w:rPr>
           <w:rFonts w:ascii="David" w:hAnsi="David" w:cs="David"/>
@@ -3887,7 +3834,6 @@
         </w:rPr>
         <w:t>StackExchange</w:t>
       </w:r>
-      <w:proofErr w:type="spellEnd"/>
       <w:r>
         <w:rPr>
           <w:rFonts w:ascii="David" w:hAnsi="David" w:cs="David" w:hint="cs"/>
@@ -3981,7 +3927,6 @@
         </w:rPr>
         <w:t xml:space="preserve"> במימוש של </w:t>
       </w:r>
-      <w:proofErr w:type="spellStart"/>
       <w:r>
         <w:rPr>
           <w:rFonts w:ascii="David" w:hAnsi="David" w:cs="David"/>
@@ -3991,7 +3936,6 @@
         </w:rPr>
         <w:t>SentencePiece</w:t>
       </w:r>
-      <w:proofErr w:type="spellEnd"/>
       <w:r>
         <w:rPr>
           <w:rFonts w:ascii="David" w:hAnsi="David" w:cs="David" w:hint="cs"/>
@@ -4238,7 +4182,6 @@
         </w:rPr>
         <w:t xml:space="preserve">מאוחרות יותר, שנוצלו במודלים כדוגמת </w:t>
       </w:r>
-      <w:proofErr w:type="spellStart"/>
       <w:r>
         <w:rPr>
           <w:rFonts w:ascii="David" w:hAnsi="David" w:cs="David"/>
@@ -4248,7 +4191,6 @@
         </w:rPr>
         <w:t>PaLM</w:t>
       </w:r>
-      <w:proofErr w:type="spellEnd"/>
       <w:r>
         <w:rPr>
           <w:rFonts w:ascii="David" w:hAnsi="David" w:cs="David" w:hint="cs"/>
@@ -4599,7 +4541,6 @@
           <w:szCs w:val="22"/>
         </w:rPr>
       </w:pPr>
-      <w:proofErr w:type="spellStart"/>
       <w:r>
         <w:rPr>
           <w:rFonts w:ascii="David" w:hAnsi="David" w:cs="David"/>
@@ -4609,48 +4550,46 @@
           <w:szCs w:val="22"/>
           <w:lang w:val="en-US"/>
         </w:rPr>
-        <w:t>SwiGLU</w:t>
-      </w:r>
-      <w:proofErr w:type="spellEnd"/>
-      <w:r>
-        <w:rPr>
-          <w:rFonts w:ascii="David" w:hAnsi="David" w:cs="David"/>
+        <w:t>SwiGLU Activation</w:t>
+      </w:r>
+      <w:r>
+        <w:rPr>
+          <w:rFonts w:ascii="David" w:hAnsi="David" w:cs="David" w:hint="cs"/>
           <w:b/>
           <w:bCs/>
           <w:sz w:val="22"/>
           <w:szCs w:val="22"/>
-          <w:lang w:val="en-US"/>
-        </w:rPr>
-        <w:t xml:space="preserve"> Activation</w:t>
-      </w:r>
-      <w:r>
-        <w:rPr>
-          <w:rFonts w:ascii="David" w:hAnsi="David" w:cs="David" w:hint="cs"/>
+          <w:rtl/>
+          <w:lang w:val="en-US"/>
+        </w:rPr>
+        <w:t xml:space="preserve"> [</w:t>
+      </w:r>
+      <w:r>
+        <w:rPr>
+          <w:rFonts w:ascii="David" w:hAnsi="David" w:cs="David"/>
           <w:b/>
           <w:bCs/>
           <w:sz w:val="22"/>
           <w:szCs w:val="22"/>
-          <w:rtl/>
-          <w:lang w:val="en-US"/>
-        </w:rPr>
-        <w:t xml:space="preserve"> [</w:t>
-      </w:r>
-      <w:proofErr w:type="spellStart"/>
-      <w:r>
-        <w:rPr>
-          <w:rFonts w:ascii="David" w:hAnsi="David" w:cs="David"/>
+          <w:lang w:val="en-US"/>
+        </w:rPr>
+        <w:t>PaLM</w:t>
+      </w:r>
+      <w:r>
+        <w:rPr>
+          <w:rFonts w:ascii="David" w:hAnsi="David" w:cs="David" w:hint="cs"/>
           <w:b/>
           <w:bCs/>
           <w:sz w:val="22"/>
           <w:szCs w:val="22"/>
-          <w:lang w:val="en-US"/>
-        </w:rPr>
-        <w:t>PaLM</w:t>
-      </w:r>
-      <w:proofErr w:type="spellEnd"/>
-      <w:r>
-        <w:rPr>
-          <w:rFonts w:ascii="David" w:hAnsi="David" w:cs="David" w:hint="cs"/>
+          <w:rtl/>
+          <w:lang w:val="en-US"/>
+        </w:rPr>
+        <w:t xml:space="preserve">] </w:t>
+      </w:r>
+      <w:r>
+        <w:rPr>
+          <w:rFonts w:ascii="David" w:hAnsi="David" w:cs="David"/>
           <w:b/>
           <w:bCs/>
           <w:sz w:val="22"/>
@@ -4658,11 +4597,11 @@
           <w:rtl/>
           <w:lang w:val="en-US"/>
         </w:rPr>
-        <w:t xml:space="preserve">] </w:t>
-      </w:r>
-      <w:r>
-        <w:rPr>
-          <w:rFonts w:ascii="David" w:hAnsi="David" w:cs="David"/>
+        <w:t>–</w:t>
+      </w:r>
+      <w:r>
+        <w:rPr>
+          <w:rFonts w:ascii="David" w:hAnsi="David" w:cs="David" w:hint="cs"/>
           <w:b/>
           <w:bCs/>
           <w:sz w:val="22"/>
@@ -4670,18 +4609,6 @@
           <w:rtl/>
           <w:lang w:val="en-US"/>
         </w:rPr>
-        <w:t>–</w:t>
-      </w:r>
-      <w:r>
-        <w:rPr>
-          <w:rFonts w:ascii="David" w:hAnsi="David" w:cs="David" w:hint="cs"/>
-          <w:b/>
-          <w:bCs/>
-          <w:sz w:val="22"/>
-          <w:szCs w:val="22"/>
-          <w:rtl/>
-          <w:lang w:val="en-US"/>
-        </w:rPr>
         <w:t xml:space="preserve"> </w:t>
       </w:r>
       <w:r>
@@ -4694,7 +4621,6 @@
         </w:rPr>
         <w:t xml:space="preserve">מחליפים את </w:t>
       </w:r>
-      <w:proofErr w:type="spellStart"/>
       <w:r>
         <w:rPr>
           <w:rFonts w:ascii="David" w:hAnsi="David" w:cs="David"/>
@@ -4704,7 +4630,6 @@
         </w:rPr>
         <w:t>ReLU</w:t>
       </w:r>
-      <w:proofErr w:type="spellEnd"/>
       <w:r>
         <w:rPr>
           <w:rFonts w:ascii="David" w:hAnsi="David" w:cs="David" w:hint="cs"/>
@@ -4716,7 +4641,6 @@
         <w:t xml:space="preserve"> בפונקציה </w:t>
       </w:r>
       <w:hyperlink r:id="rId8" w:anchor=":~:text=Swish%2DGated%20Linear%20Unit%20Activation%20Function%20(SwiGLU)" w:history="1">
-        <w:proofErr w:type="spellStart"/>
         <w:r>
           <w:rPr>
             <w:rStyle w:val="Hyperlink"/>
@@ -4727,7 +4651,6 @@
           </w:rPr>
           <w:t>SwiGLU</w:t>
         </w:r>
-        <w:proofErr w:type="spellEnd"/>
       </w:hyperlink>
       <w:r>
         <w:rPr>
@@ -4739,7 +4662,6 @@
         </w:rPr>
         <w:t xml:space="preserve"> שהוצגה ע"י </w:t>
       </w:r>
-      <w:proofErr w:type="spellStart"/>
       <w:r>
         <w:rPr>
           <w:rFonts w:ascii="David" w:hAnsi="David" w:cs="David"/>
@@ -4749,7 +4671,6 @@
         </w:rPr>
         <w:t>Shazeer</w:t>
       </w:r>
-      <w:proofErr w:type="spellEnd"/>
       <w:r>
         <w:rPr>
           <w:rFonts w:ascii="David" w:hAnsi="David" w:cs="David" w:hint="cs"/>
@@ -4847,7 +4768,6 @@
         </w:rPr>
         <w:t xml:space="preserve"> כמו ב-</w:t>
       </w:r>
-      <w:proofErr w:type="spellStart"/>
       <w:r>
         <w:rPr>
           <w:rFonts w:ascii="David" w:eastAsiaTheme="minorEastAsia" w:hAnsi="David" w:cs="David"/>
@@ -4857,7 +4777,6 @@
         </w:rPr>
         <w:t>PaLM</w:t>
       </w:r>
-      <w:proofErr w:type="spellEnd"/>
       <w:r>
         <w:rPr>
           <w:rFonts w:ascii="David" w:eastAsiaTheme="minorEastAsia" w:hAnsi="David" w:cs="David" w:hint="cs"/>
@@ -4979,7 +4898,6 @@
         </w:rPr>
         <w:t xml:space="preserve"> [</w:t>
       </w:r>
-      <w:proofErr w:type="spellStart"/>
       <w:r>
         <w:rPr>
           <w:rFonts w:ascii="David" w:hAnsi="David" w:cs="David"/>
@@ -4991,7 +4909,6 @@
         </w:rPr>
         <w:t>GPTNeo</w:t>
       </w:r>
-      <w:proofErr w:type="spellEnd"/>
       <w:r>
         <w:rPr>
           <w:rFonts w:ascii="David" w:hAnsi="David" w:cs="David" w:hint="cs"/>
@@ -5095,7 +5012,6 @@
         </w:rPr>
         <w:t xml:space="preserve">, או </w:t>
       </w:r>
-      <w:proofErr w:type="spellStart"/>
       <w:r>
         <w:rPr>
           <w:rFonts w:ascii="David" w:hAnsi="David" w:cs="David"/>
@@ -5105,7 +5021,6 @@
         </w:rPr>
         <w:t>RoPE</w:t>
       </w:r>
-      <w:proofErr w:type="spellEnd"/>
       <w:r>
         <w:rPr>
           <w:rFonts w:ascii="David" w:hAnsi="David" w:cs="David" w:hint="cs"/>
@@ -5909,29 +5824,7 @@
           <w:rtl/>
           <w:lang w:val="en-US"/>
         </w:rPr>
-        <w:t xml:space="preserve">על-מנת לשפר עוד את יעילות האימון, החוקרים צמצמו את כמות </w:t>
-      </w:r>
-      <w:proofErr w:type="spellStart"/>
-      <w:r>
-        <w:rPr>
-          <w:rFonts w:ascii="David" w:hAnsi="David" w:cs="David" w:hint="cs"/>
-          <w:sz w:val="22"/>
-          <w:szCs w:val="22"/>
-          <w:rtl/>
-          <w:lang w:val="en-US"/>
-        </w:rPr>
-        <w:t>האקטיבציות</w:t>
-      </w:r>
-      <w:proofErr w:type="spellEnd"/>
-      <w:r>
-        <w:rPr>
-          <w:rFonts w:ascii="David" w:hAnsi="David" w:cs="David" w:hint="cs"/>
-          <w:sz w:val="22"/>
-          <w:szCs w:val="22"/>
-          <w:rtl/>
-          <w:lang w:val="en-US"/>
-        </w:rPr>
-        <w:t xml:space="preserve"> </w:t>
+        <w:t xml:space="preserve">על-מנת לשפר עוד את יעילות האימון, החוקרים צמצמו את כמות האקטיבציות </w:t>
       </w:r>
       <w:r>
         <w:rPr>
@@ -5960,29 +5853,7 @@
           <w:rtl/>
           <w:lang w:val="en-US"/>
         </w:rPr>
-        <w:t xml:space="preserve">. למרבה הדיוק, שומרים את </w:t>
-      </w:r>
-      <w:proofErr w:type="spellStart"/>
-      <w:r>
-        <w:rPr>
-          <w:rFonts w:ascii="David" w:hAnsi="David" w:cs="David" w:hint="cs"/>
-          <w:sz w:val="22"/>
-          <w:szCs w:val="22"/>
-          <w:rtl/>
-          <w:lang w:val="en-US"/>
-        </w:rPr>
-        <w:t>האקטיבציות</w:t>
-      </w:r>
-      <w:proofErr w:type="spellEnd"/>
-      <w:r>
-        <w:rPr>
-          <w:rFonts w:ascii="David" w:hAnsi="David" w:cs="David" w:hint="cs"/>
-          <w:sz w:val="22"/>
-          <w:szCs w:val="22"/>
-          <w:rtl/>
-          <w:lang w:val="en-US"/>
-        </w:rPr>
-        <w:t xml:space="preserve"> שהחישוב שלהן יקר, כגון פלטים של שכבות לינאריות</w:t>
+        <w:t>. למרבה הדיוק, שומרים את האקטיבציות שהחישוב שלהן יקר, כגון פלטים של שכבות לינאריות</w:t>
       </w:r>
       <w:r>
         <w:rPr>
@@ -6032,7 +5903,6 @@
         </w:rPr>
         <w:t>, במקום להסתמך על מנגנון ה-</w:t>
       </w:r>
-      <w:proofErr w:type="spellStart"/>
       <w:r>
         <w:rPr>
           <w:rFonts w:ascii="David" w:hAnsi="David" w:cs="David"/>
@@ -6042,7 +5912,6 @@
         </w:rPr>
         <w:t>autograd</w:t>
       </w:r>
-      <w:proofErr w:type="spellEnd"/>
       <w:r>
         <w:rPr>
           <w:rFonts w:ascii="David" w:hAnsi="David" w:cs="David" w:hint="cs"/>
@@ -6053,7 +5922,6 @@
         </w:rPr>
         <w:t xml:space="preserve"> של </w:t>
       </w:r>
-      <w:proofErr w:type="spellStart"/>
       <w:r>
         <w:rPr>
           <w:rFonts w:ascii="David" w:hAnsi="David" w:cs="David"/>
@@ -6063,7 +5931,6 @@
         </w:rPr>
         <w:t>PyTorch</w:t>
       </w:r>
-      <w:proofErr w:type="spellEnd"/>
       <w:r>
         <w:rPr>
           <w:rFonts w:ascii="David" w:hAnsi="David" w:cs="David" w:hint="cs"/>
@@ -6152,29 +6019,7 @@
           <w:rtl/>
           <w:lang w:val="en-US"/>
         </w:rPr>
-        <w:t xml:space="preserve"> את חישובי </w:t>
-      </w:r>
-      <w:proofErr w:type="spellStart"/>
-      <w:r>
-        <w:rPr>
-          <w:rFonts w:ascii="David" w:hAnsi="David" w:cs="David" w:hint="cs"/>
-          <w:sz w:val="22"/>
-          <w:szCs w:val="22"/>
-          <w:rtl/>
-          <w:lang w:val="en-US"/>
-        </w:rPr>
-        <w:t>האקטיבציות</w:t>
-      </w:r>
-      <w:proofErr w:type="spellEnd"/>
-      <w:r>
-        <w:rPr>
-          <w:rFonts w:ascii="David" w:hAnsi="David" w:cs="David" w:hint="cs"/>
-          <w:sz w:val="22"/>
-          <w:szCs w:val="22"/>
-          <w:rtl/>
-          <w:lang w:val="en-US"/>
-        </w:rPr>
-        <w:t xml:space="preserve"> עם התקשורת בין מעבדי ה-</w:t>
+        <w:t xml:space="preserve"> את חישובי האקטיבציות עם התקשורת בין מעבדי ה-</w:t>
       </w:r>
       <w:r>
         <w:rPr>
@@ -6195,7 +6040,6 @@
         </w:rPr>
         <w:t xml:space="preserve"> על-גבי רשת (באמצעות פעולות </w:t>
       </w:r>
-      <w:proofErr w:type="spellStart"/>
       <w:r>
         <w:rPr>
           <w:rFonts w:ascii="David" w:hAnsi="David" w:cs="David"/>
@@ -6205,7 +6049,6 @@
         </w:rPr>
         <w:t>all_reduce</w:t>
       </w:r>
-      <w:proofErr w:type="spellEnd"/>
       <w:r>
         <w:rPr>
           <w:rFonts w:ascii="David" w:hAnsi="David" w:cs="David" w:hint="cs"/>
@@ -6707,29 +6550,7 @@
           <w:rtl/>
           <w:lang w:val="en-US"/>
         </w:rPr>
-        <w:t xml:space="preserve"> למשימה (בין 1 ל-64) ודוגמה אחת לבדיקה. המודל מקבל את הטקסט הזה כקלט </w:t>
-      </w:r>
-      <w:proofErr w:type="spellStart"/>
-      <w:r>
-        <w:rPr>
-          <w:rFonts w:ascii="David" w:hAnsi="David" w:cs="David" w:hint="cs"/>
-          <w:sz w:val="22"/>
-          <w:szCs w:val="22"/>
-          <w:rtl/>
-          <w:lang w:val="en-US"/>
-        </w:rPr>
-        <w:t>ומגנרט</w:t>
-      </w:r>
-      <w:proofErr w:type="spellEnd"/>
-      <w:r>
-        <w:rPr>
-          <w:rFonts w:ascii="David" w:hAnsi="David" w:cs="David" w:hint="cs"/>
-          <w:sz w:val="22"/>
-          <w:szCs w:val="22"/>
-          <w:rtl/>
-          <w:lang w:val="en-US"/>
-        </w:rPr>
-        <w:t xml:space="preserve"> תשובה או מדרג אפשרויות שונות.</w:t>
+        <w:t xml:space="preserve"> למשימה (בין 1 ל-64) ודוגמה אחת לבדיקה. המודל מקבל את הטקסט הזה כקלט ומגנרט תשובה או מדרג אפשרויות שונות.</w:t>
       </w:r>
     </w:p>
     <w:p>
@@ -7563,7 +7384,6 @@
         </w:rPr>
         <w:t xml:space="preserve"> בכל המדדים, למעט </w:t>
       </w:r>
-      <w:proofErr w:type="spellStart"/>
       <w:r>
         <w:rPr>
           <w:rFonts w:ascii="David" w:hAnsi="David" w:cs="David"/>
@@ -7573,7 +7393,6 @@
         </w:rPr>
         <w:t>BoolQ</w:t>
       </w:r>
-      <w:proofErr w:type="spellEnd"/>
       <w:r>
         <w:rPr>
           <w:rFonts w:ascii="David" w:hAnsi="David" w:cs="David" w:hint="cs"/>
@@ -7633,7 +7452,6 @@
         </w:rPr>
         <w:t xml:space="preserve"> בכל המדדים למעט </w:t>
       </w:r>
-      <w:proofErr w:type="spellStart"/>
       <w:r>
         <w:rPr>
           <w:rFonts w:ascii="David" w:hAnsi="David" w:cs="David"/>
@@ -7643,7 +7461,6 @@
         </w:rPr>
         <w:t>BoolQ</w:t>
       </w:r>
-      <w:proofErr w:type="spellEnd"/>
       <w:r>
         <w:rPr>
           <w:rFonts w:ascii="David" w:hAnsi="David" w:cs="David" w:hint="cs"/>
@@ -8078,7 +7895,6 @@
         </w:rPr>
         <w:t xml:space="preserve">המציגה את התוצאות עבור </w:t>
       </w:r>
-      <w:proofErr w:type="spellStart"/>
       <w:r>
         <w:rPr>
           <w:rFonts w:ascii="David" w:hAnsi="David" w:cs="David"/>
@@ -8088,7 +7904,6 @@
         </w:rPr>
         <w:t>TriviaQA</w:t>
       </w:r>
-      <w:proofErr w:type="spellEnd"/>
       <w:r>
         <w:rPr>
           <w:rFonts w:ascii="David" w:hAnsi="David" w:cs="David" w:hint="cs"/>
@@ -9186,7 +9001,6 @@
         </w:rPr>
         <w:t xml:space="preserve"> ל-</w:t>
       </w:r>
-      <w:proofErr w:type="spellStart"/>
       <w:r>
         <w:rPr>
           <w:rFonts w:ascii="David" w:hAnsi="David" w:cs="David"/>
@@ -9196,7 +9010,6 @@
         </w:rPr>
         <w:t>PaLM</w:t>
       </w:r>
-      <w:proofErr w:type="spellEnd"/>
       <w:r>
         <w:rPr>
           <w:rFonts w:ascii="David" w:hAnsi="David" w:cs="David" w:hint="cs"/>
@@ -9911,27 +9724,7 @@
           <w:szCs w:val="22"/>
           <w:rtl/>
         </w:rPr>
-        <w:t xml:space="preserve">המודל מקבל גם חתימת פונקציה, </w:t>
-      </w:r>
-      <w:proofErr w:type="spellStart"/>
-      <w:r>
-        <w:rPr>
-          <w:rFonts w:ascii="David" w:hAnsi="David" w:cs="David"/>
-          <w:sz w:val="22"/>
-          <w:szCs w:val="22"/>
-          <w:rtl/>
-        </w:rPr>
-        <w:t>הפרומפט</w:t>
-      </w:r>
-      <w:proofErr w:type="spellEnd"/>
-      <w:r>
-        <w:rPr>
-          <w:rFonts w:ascii="David" w:hAnsi="David" w:cs="David"/>
-          <w:sz w:val="22"/>
-          <w:szCs w:val="22"/>
-          <w:rtl/>
-        </w:rPr>
-        <w:t xml:space="preserve"> מעוצב כקוד טבעי עם התיאור הטקסטואלי והבדיקות ב</w:t>
+        <w:t>המודל מקבל גם חתימת פונקציה, הפרומפט מעוצב כקוד טבעי עם התיאור הטקסטואלי והבדיקות ב</w:t>
       </w:r>
       <w:r>
         <w:rPr>
@@ -10368,7 +10161,6 @@
         </w:rPr>
         <w:t xml:space="preserve"> ו-</w:t>
       </w:r>
-      <w:proofErr w:type="spellStart"/>
       <w:r>
         <w:rPr>
           <w:rFonts w:ascii="David" w:hAnsi="David" w:cs="David"/>
@@ -10378,7 +10170,6 @@
         </w:rPr>
         <w:t>PaLM</w:t>
       </w:r>
-      <w:proofErr w:type="spellEnd"/>
       <w:r>
         <w:rPr>
           <w:rFonts w:ascii="David" w:hAnsi="David" w:cs="David" w:hint="cs"/>
@@ -11509,7 +11300,6 @@
         </w:rPr>
         <w:t xml:space="preserve"> </w:t>
       </w:r>
-      <w:proofErr w:type="spellStart"/>
       <w:r>
         <w:rPr>
           <w:rFonts w:ascii="David" w:hAnsi="David" w:cs="David"/>
@@ -11519,7 +11309,6 @@
         </w:rPr>
         <w:t>ArXiv</w:t>
       </w:r>
-      <w:proofErr w:type="spellEnd"/>
       <w:r>
         <w:rPr>
           <w:rFonts w:ascii="David" w:hAnsi="David" w:cs="David" w:hint="cs"/>
@@ -11654,7 +11443,6 @@
         </w:rPr>
         <w:t xml:space="preserve"> של ספרים. כמות גדולה זו של ספרים, שבה השתמשו המודלים האחרים, עשויה גם להסביר מדוע </w:t>
       </w:r>
-      <w:proofErr w:type="spellStart"/>
       <w:r>
         <w:rPr>
           <w:rFonts w:ascii="David" w:hAnsi="David" w:cs="David"/>
@@ -11664,7 +11452,6 @@
         </w:rPr>
         <w:t>Gospher</w:t>
       </w:r>
-      <w:proofErr w:type="spellEnd"/>
       <w:r>
         <w:rPr>
           <w:rFonts w:ascii="David" w:hAnsi="David" w:cs="David" w:hint="cs"/>
@@ -13265,7 +13052,6 @@
         </w:rPr>
         <w:t xml:space="preserve">5 הטיות, </w:t>
       </w:r>
-      <w:proofErr w:type="spellStart"/>
       <w:r>
         <w:rPr>
           <w:rFonts w:ascii="David" w:hAnsi="David" w:cs="David" w:hint="cs"/>
@@ -13276,22 +13062,19 @@
           <w:rtl/>
           <w:lang w:val="en-US"/>
         </w:rPr>
-        <w:t>רעילויות</w:t>
-      </w:r>
-      <w:proofErr w:type="spellEnd"/>
-      <w:r>
-        <w:rPr>
-          <w:rFonts w:ascii="David" w:hAnsi="David" w:cs="David" w:hint="cs"/>
+        <w:t>רעילויות ומיס</w:t>
+      </w:r>
+      <w:r>
+        <w:rPr>
+          <w:rFonts w:ascii="David" w:hAnsi="David" w:cs="David"/>
           <w:b/>
           <w:bCs/>
           <w:sz w:val="28"/>
           <w:szCs w:val="28"/>
-          <w:rtl/>
-          <w:lang w:val="en-US"/>
-        </w:rPr>
-        <w:t xml:space="preserve"> </w:t>
-      </w:r>
-      <w:proofErr w:type="spellStart"/>
+          <w:lang w:val="en-US"/>
+        </w:rPr>
+        <w:t>-</w:t>
+      </w:r>
       <w:r>
         <w:rPr>
           <w:rFonts w:ascii="David" w:hAnsi="David" w:cs="David" w:hint="cs"/>
@@ -13302,9 +13085,8 @@
           <w:rtl/>
           <w:lang w:val="en-US"/>
         </w:rPr>
-        <w:t>ומיסאינפורמציה</w:t>
-      </w:r>
-      <w:proofErr w:type="spellEnd"/>
+        <w:t>אינפורמציה</w:t>
+      </w:r>
     </w:p>
     <w:p>
       <w:pPr>
@@ -13595,7 +13377,6 @@
         </w:rPr>
         <w:t xml:space="preserve"> </w:t>
       </w:r>
-      <w:proofErr w:type="spellStart"/>
       <w:r>
         <w:rPr>
           <w:rFonts w:ascii="David" w:hAnsi="David" w:cs="David"/>
@@ -13605,7 +13386,6 @@
         </w:rPr>
         <w:t>RealToxicityPrompts</w:t>
       </w:r>
-      <w:proofErr w:type="spellEnd"/>
     </w:p>
     <w:p>
       <w:pPr>
@@ -13713,29 +13493,7 @@
           <w:rtl/>
           <w:lang w:val="en-US"/>
         </w:rPr>
-        <w:t xml:space="preserve">100,000 </w:t>
-      </w:r>
-      <w:proofErr w:type="spellStart"/>
-      <w:r>
-        <w:rPr>
-          <w:rFonts w:ascii="David" w:hAnsi="David" w:cs="David"/>
-          <w:sz w:val="22"/>
-          <w:szCs w:val="22"/>
-          <w:rtl/>
-          <w:lang w:val="en-US"/>
-        </w:rPr>
-        <w:t>פרומפטים</w:t>
-      </w:r>
-      <w:proofErr w:type="spellEnd"/>
-      <w:r>
-        <w:rPr>
-          <w:rFonts w:ascii="David" w:hAnsi="David" w:cs="David"/>
-          <w:sz w:val="22"/>
-          <w:szCs w:val="22"/>
-          <w:rtl/>
-          <w:lang w:val="en-US"/>
-        </w:rPr>
-        <w:t xml:space="preserve"> שהמודל צריך להשלים</w:t>
+        <w:t>100,000 פרומפטים שהמודל צריך להשלים</w:t>
       </w:r>
       <w:r>
         <w:rPr>
@@ -13833,29 +13591,7 @@
           <w:rtl/>
           <w:lang w:val="en-US"/>
         </w:rPr>
-        <w:t xml:space="preserve">100,000 </w:t>
-      </w:r>
-      <w:proofErr w:type="spellStart"/>
-      <w:r>
-        <w:rPr>
-          <w:rFonts w:ascii="David" w:hAnsi="David" w:cs="David"/>
-          <w:sz w:val="22"/>
-          <w:szCs w:val="22"/>
-          <w:rtl/>
-          <w:lang w:val="en-US"/>
-        </w:rPr>
-        <w:t>הפרומפטים</w:t>
-      </w:r>
-      <w:proofErr w:type="spellEnd"/>
-      <w:r>
-        <w:rPr>
-          <w:rFonts w:ascii="David" w:hAnsi="David" w:cs="David"/>
-          <w:sz w:val="22"/>
-          <w:szCs w:val="22"/>
-          <w:rtl/>
-          <w:lang w:val="en-US"/>
-        </w:rPr>
-        <w:t xml:space="preserve"> מייצרים תשובה באופן</w:t>
+        <w:t>100,000 הפרומפטים מייצרים תשובה באופן</w:t>
       </w:r>
       <w:r>
         <w:rPr>
@@ -13933,29 +13669,7 @@
           <w:rtl/>
           <w:lang w:val="en-US"/>
         </w:rPr>
-        <w:t xml:space="preserve"> הציון לכל </w:t>
-      </w:r>
-      <w:proofErr w:type="spellStart"/>
-      <w:r>
-        <w:rPr>
-          <w:rFonts w:ascii="David" w:hAnsi="David" w:cs="David"/>
-          <w:sz w:val="22"/>
-          <w:szCs w:val="22"/>
-          <w:rtl/>
-          <w:lang w:val="en-US"/>
-        </w:rPr>
-        <w:t>פרומפט</w:t>
-      </w:r>
-      <w:proofErr w:type="spellEnd"/>
-      <w:r>
-        <w:rPr>
-          <w:rFonts w:ascii="David" w:hAnsi="David" w:cs="David"/>
-          <w:sz w:val="22"/>
-          <w:szCs w:val="22"/>
-          <w:rtl/>
-          <w:lang w:val="en-US"/>
-        </w:rPr>
-        <w:t xml:space="preserve"> נע בין 0 (לא רעיל) ל</w:t>
+        <w:t xml:space="preserve"> הציון לכל פרומפט נע בין 0 (לא רעיל) ל</w:t>
       </w:r>
       <w:r>
         <w:rPr>
@@ -13995,61 +13709,17 @@
           <w:rtl/>
           <w:lang w:val="en-US"/>
         </w:rPr>
-        <w:t xml:space="preserve"> הציון הממוצע עבור קטגוריות </w:t>
-      </w:r>
-      <w:proofErr w:type="spellStart"/>
-      <w:r>
-        <w:rPr>
-          <w:rFonts w:ascii="David" w:hAnsi="David" w:cs="David"/>
-          <w:sz w:val="22"/>
-          <w:szCs w:val="22"/>
-          <w:rtl/>
-          <w:lang w:val="en-US"/>
-        </w:rPr>
-        <w:t>הפרומפטים</w:t>
-      </w:r>
-      <w:proofErr w:type="spellEnd"/>
-      <w:r>
-        <w:rPr>
-          <w:rFonts w:ascii="David" w:hAnsi="David" w:cs="David"/>
-          <w:sz w:val="22"/>
-          <w:szCs w:val="22"/>
-          <w:rtl/>
-          <w:lang w:val="en-US"/>
-        </w:rPr>
-        <w:t xml:space="preserve"> הבסיסיים </w:t>
-      </w:r>
-      <w:proofErr w:type="spellStart"/>
-      <w:r>
-        <w:rPr>
-          <w:rFonts w:ascii="David" w:hAnsi="David" w:cs="David"/>
-          <w:sz w:val="22"/>
-          <w:szCs w:val="22"/>
-          <w:rtl/>
-          <w:lang w:val="en-US"/>
-        </w:rPr>
-        <w:t>וה</w:t>
-      </w:r>
-      <w:r>
-        <w:rPr>
-          <w:rFonts w:ascii="David" w:hAnsi="David" w:cs="David" w:hint="cs"/>
-          <w:sz w:val="22"/>
-          <w:szCs w:val="22"/>
-          <w:rtl/>
-          <w:lang w:val="en-US"/>
-        </w:rPr>
-        <w:t>"מכבדים</w:t>
-      </w:r>
-      <w:proofErr w:type="spellEnd"/>
-      <w:r>
-        <w:rPr>
-          <w:rFonts w:ascii="David" w:hAnsi="David" w:cs="David" w:hint="cs"/>
-          <w:sz w:val="22"/>
-          <w:szCs w:val="22"/>
-          <w:rtl/>
-          <w:lang w:val="en-US"/>
-        </w:rPr>
-        <w:t>"</w:t>
+        <w:t xml:space="preserve"> הציון הממוצע עבור קטגוריות הפרומפטים הבסיסיים וה</w:t>
+      </w:r>
+      <w:r>
+        <w:rPr>
+          <w:rFonts w:ascii="David" w:hAnsi="David" w:cs="David" w:hint="cs"/>
+          <w:sz w:val="22"/>
+          <w:szCs w:val="22"/>
+          <w:rtl/>
+          <w:lang w:val="en-US"/>
+        </w:rPr>
+        <w:t>"מכבדים"</w:t>
       </w:r>
       <w:r>
         <w:rPr>
@@ -14160,29 +13830,7 @@
           <w:rtl/>
           <w:lang w:val="en-US"/>
         </w:rPr>
-        <w:t xml:space="preserve">אך המתודולוגיות שונות באשר לאסטרטגיית הדגימה, מספר </w:t>
-      </w:r>
-      <w:proofErr w:type="spellStart"/>
-      <w:r>
-        <w:rPr>
-          <w:rFonts w:ascii="David" w:hAnsi="David" w:cs="David"/>
-          <w:sz w:val="22"/>
-          <w:szCs w:val="22"/>
-          <w:rtl/>
-          <w:lang w:val="en-US"/>
-        </w:rPr>
-        <w:t>הפרומפטים</w:t>
-      </w:r>
-      <w:proofErr w:type="spellEnd"/>
-      <w:r>
-        <w:rPr>
-          <w:rFonts w:ascii="David" w:hAnsi="David" w:cs="David"/>
-          <w:sz w:val="22"/>
-          <w:szCs w:val="22"/>
-          <w:rtl/>
-          <w:lang w:val="en-US"/>
-        </w:rPr>
-        <w:t xml:space="preserve"> וזמן השימוש ב</w:t>
+        <w:t>אך המתודולוגיות שונות באשר לאסטרטגיית הדגימה, מספר הפרומפטים וזמן השימוש ב</w:t>
       </w:r>
       <w:r>
         <w:rPr>
@@ -14300,29 +13948,7 @@
           <w:rtl/>
           <w:lang w:val="en-US"/>
         </w:rPr>
-        <w:t xml:space="preserve"> הרעילות עולה עם גודל המודל, במיוחד עבור </w:t>
-      </w:r>
-      <w:proofErr w:type="spellStart"/>
-      <w:r>
-        <w:rPr>
-          <w:rFonts w:ascii="David" w:hAnsi="David" w:cs="David"/>
-          <w:sz w:val="22"/>
-          <w:szCs w:val="22"/>
-          <w:rtl/>
-          <w:lang w:val="en-US"/>
-        </w:rPr>
-        <w:t>פרומפטים</w:t>
-      </w:r>
-      <w:proofErr w:type="spellEnd"/>
-      <w:r>
-        <w:rPr>
-          <w:rFonts w:ascii="David" w:hAnsi="David" w:cs="David"/>
-          <w:sz w:val="22"/>
-          <w:szCs w:val="22"/>
-          <w:rtl/>
-          <w:lang w:val="en-US"/>
-        </w:rPr>
-        <w:t xml:space="preserve"> </w:t>
+        <w:t xml:space="preserve"> הרעילות עולה עם גודל המודל, במיוחד עבור פרומפטים </w:t>
       </w:r>
       <w:r>
         <w:rPr>
@@ -14501,7 +14127,6 @@
         </w:rPr>
         <w:t xml:space="preserve">5.2 </w:t>
       </w:r>
-      <w:proofErr w:type="spellStart"/>
       <w:r>
         <w:rPr>
           <w:rFonts w:ascii="David" w:hAnsi="David" w:cs="David"/>
@@ -14509,17 +14134,7 @@
           <w:bCs/>
           <w:lang w:val="en-US"/>
         </w:rPr>
-        <w:t>CrowS</w:t>
-      </w:r>
-      <w:proofErr w:type="spellEnd"/>
-      <w:r>
-        <w:rPr>
-          <w:rFonts w:ascii="David" w:hAnsi="David" w:cs="David"/>
-          <w:b/>
-          <w:bCs/>
-          <w:lang w:val="en-US"/>
-        </w:rPr>
-        <w:t>-Pairs</w:t>
+        <w:t>CrowS-Pairs</w:t>
       </w:r>
     </w:p>
     <w:p>
@@ -15040,7 +14655,6 @@
         </w:rPr>
         <w:t xml:space="preserve">5.3 </w:t>
       </w:r>
-      <w:proofErr w:type="spellStart"/>
       <w:r>
         <w:rPr>
           <w:rFonts w:ascii="David" w:hAnsi="David" w:cs="David"/>
@@ -15050,7 +14664,6 @@
         </w:rPr>
         <w:t>WinoGender</w:t>
       </w:r>
-      <w:proofErr w:type="spellEnd"/>
     </w:p>
     <w:p>
       <w:pPr>
@@ -15073,7 +14686,6 @@
         </w:rPr>
         <w:t xml:space="preserve">כדי לבחון לעומק את ההטיות בתחום המגדר, משתמשים במדד </w:t>
       </w:r>
-      <w:proofErr w:type="spellStart"/>
       <w:r>
         <w:rPr>
           <w:rFonts w:ascii="David" w:hAnsi="David" w:cs="David"/>
@@ -15083,7 +14695,6 @@
         </w:rPr>
         <w:t>WinoGender</w:t>
       </w:r>
-      <w:proofErr w:type="spellEnd"/>
       <w:r>
         <w:rPr>
           <w:rFonts w:ascii="David" w:hAnsi="David" w:cs="David" w:hint="cs"/>
@@ -15473,7 +15084,6 @@
         </w:rPr>
         <w:t xml:space="preserve">5.4 </w:t>
       </w:r>
-      <w:proofErr w:type="spellStart"/>
       <w:r>
         <w:rPr>
           <w:rFonts w:ascii="David" w:hAnsi="David" w:cs="David"/>
@@ -15483,7 +15093,6 @@
         </w:rPr>
         <w:t>TruthfulQA</w:t>
       </w:r>
-      <w:proofErr w:type="spellEnd"/>
     </w:p>
     <w:p>
       <w:pPr>
@@ -17635,27 +17244,7 @@
           <w:szCs w:val="22"/>
           <w:rtl/>
         </w:rPr>
-        <w:t xml:space="preserve">מאז </w:t>
-      </w:r>
-      <w:proofErr w:type="spellStart"/>
-      <w:r>
-        <w:rPr>
-          <w:rFonts w:ascii="David" w:hAnsi="David" w:cs="David"/>
-          <w:sz w:val="22"/>
-          <w:szCs w:val="22"/>
-          <w:rtl/>
-        </w:rPr>
-        <w:t>שטיורינג</w:t>
-      </w:r>
-      <w:proofErr w:type="spellEnd"/>
-      <w:r>
-        <w:rPr>
-          <w:rFonts w:ascii="David" w:hAnsi="David" w:cs="David"/>
-          <w:sz w:val="22"/>
-          <w:szCs w:val="22"/>
-          <w:rtl/>
-        </w:rPr>
-        <w:t xml:space="preserve"> הציע למדוד אינטליגנציה של מכונות דרך יכולתן להשתמש בשפה, מודלי שפה הפכו לאחד המדדים המרכזיים להתקדמות בבינה מלאכותית</w:t>
+        <w:t>מאז שטיורינג הציע למדוד אינטליגנציה של מכונות דרך יכולתן להשתמש בשפה, מודלי שפה הפכו לאחד המדדים המרכזיים להתקדמות בבינה מלאכותית</w:t>
       </w:r>
       <w:r>
         <w:rPr>
@@ -18522,7 +18111,6 @@
         </w:rPr>
         <w:t xml:space="preserve">, </w:t>
       </w:r>
-      <w:proofErr w:type="spellStart"/>
       <w:r>
         <w:rPr>
           <w:rFonts w:ascii="David" w:hAnsi="David" w:cs="David"/>
@@ -18532,7 +18120,6 @@
         </w:rPr>
         <w:t>PaLM</w:t>
       </w:r>
-      <w:proofErr w:type="spellEnd"/>
       <w:r>
         <w:rPr>
           <w:rFonts w:ascii="David" w:hAnsi="David" w:cs="David" w:hint="cs"/>

--- a/presentation/Article Analysis/LLaMA Article Translation.docx
+++ b/presentation/Article Analysis/LLaMA Article Translation.docx
@@ -901,7 +901,27 @@
           <w:szCs w:val="22"/>
           <w:rtl/>
         </w:rPr>
-        <w:t xml:space="preserve"> מאמינים שמודל זה יסייע להנגיש את הלמידה והמחקר בתחום</w:t>
+        <w:t xml:space="preserve"> מאמינים שמודל זה יסייע </w:t>
+      </w:r>
+      <w:proofErr w:type="spellStart"/>
+      <w:r>
+        <w:rPr>
+          <w:rFonts w:ascii="David" w:hAnsi="David" w:cs="David"/>
+          <w:sz w:val="22"/>
+          <w:szCs w:val="22"/>
+          <w:rtl/>
+        </w:rPr>
+        <w:t>להנגיש</w:t>
+      </w:r>
+      <w:proofErr w:type="spellEnd"/>
+      <w:r>
+        <w:rPr>
+          <w:rFonts w:ascii="David" w:hAnsi="David" w:cs="David"/>
+          <w:sz w:val="22"/>
+          <w:szCs w:val="22"/>
+          <w:rtl/>
+        </w:rPr>
+        <w:t xml:space="preserve"> את הלמידה והמחקר בתחום</w:t>
       </w:r>
       <w:r>
         <w:rPr>
@@ -2108,7 +2128,27 @@
                                 <w:szCs w:val="21"/>
                                 <w:rtl/>
                               </w:rPr>
-                              <w:t xml:space="preserve"> מציינים את יחס הדגימה, את מספר האפוקים שבוצעו עליו במהלך אימון על 1.4 טריליון טוקנים, ואת נפח הדיסק שלו. אימוני הקדם על 1 טריליון טוקנים משתמשים באותם יחסי דגימה</w:t>
+                              <w:t xml:space="preserve"> מציינים את יחס הדגימה, את מספר </w:t>
+                            </w:r>
+                            <w:proofErr w:type="spellStart"/>
+                            <w:r>
+                              <w:rPr>
+                                <w:rFonts w:ascii="David" w:hAnsi="David" w:cs="David" w:hint="cs"/>
+                                <w:sz w:val="21"/>
+                                <w:szCs w:val="21"/>
+                                <w:rtl/>
+                              </w:rPr>
+                              <w:t>האפוקים</w:t>
+                            </w:r>
+                            <w:proofErr w:type="spellEnd"/>
+                            <w:r>
+                              <w:rPr>
+                                <w:rFonts w:ascii="David" w:hAnsi="David" w:cs="David" w:hint="cs"/>
+                                <w:sz w:val="21"/>
+                                <w:szCs w:val="21"/>
+                                <w:rtl/>
+                              </w:rPr>
+                              <w:t xml:space="preserve"> שבוצעו עליו במהלך אימון על 1.4 טריליון טוקנים, ואת נפח הדיסק שלו. אימוני הקדם על 1 טריליון טוקנים משתמשים באותם יחסי דגימה</w:t>
                             </w:r>
                             <w:r>
                               <w:rPr>
@@ -2428,6 +2468,7 @@
         </w:rPr>
         <w:t xml:space="preserve"> באמצעות </w:t>
       </w:r>
+      <w:proofErr w:type="spellStart"/>
       <w:r>
         <w:rPr>
           <w:rFonts w:ascii="David" w:hAnsi="David" w:cs="David"/>
@@ -2437,6 +2478,7 @@
         </w:rPr>
         <w:t>CCNet</w:t>
       </w:r>
+      <w:proofErr w:type="spellEnd"/>
       <w:r>
         <w:rPr>
           <w:rFonts w:ascii="David" w:hAnsi="David" w:cs="David" w:hint="cs"/>
@@ -2652,6 +2694,7 @@
         </w:rPr>
         <w:t xml:space="preserve"> הכולל גם הסרת כפילויות וזיהוי שפה. ההבדל העיקרי למול </w:t>
       </w:r>
+      <w:proofErr w:type="spellStart"/>
       <w:r>
         <w:rPr>
           <w:rFonts w:ascii="David" w:hAnsi="David" w:cs="David"/>
@@ -2661,6 +2704,7 @@
         </w:rPr>
         <w:t>CCNet</w:t>
       </w:r>
+      <w:proofErr w:type="spellEnd"/>
       <w:r>
         <w:rPr>
           <w:rFonts w:ascii="David" w:hAnsi="David" w:cs="David" w:hint="cs"/>
@@ -3312,7 +3356,27 @@
           <w:szCs w:val="22"/>
           <w:rtl/>
         </w:rPr>
-        <w:t>שני קורפוסים של ספרים: פרויקט גוטנברג, הכולל ספרים ציבוריים, ו-</w:t>
+        <w:t xml:space="preserve">שני קורפוסים של ספרים: פרויקט </w:t>
+      </w:r>
+      <w:proofErr w:type="spellStart"/>
+      <w:r>
+        <w:rPr>
+          <w:rFonts w:ascii="David" w:hAnsi="David" w:cs="David" w:hint="cs"/>
+          <w:sz w:val="22"/>
+          <w:szCs w:val="22"/>
+          <w:rtl/>
+        </w:rPr>
+        <w:t>גוטנברג</w:t>
+      </w:r>
+      <w:proofErr w:type="spellEnd"/>
+      <w:r>
+        <w:rPr>
+          <w:rFonts w:ascii="David" w:hAnsi="David" w:cs="David" w:hint="cs"/>
+          <w:sz w:val="22"/>
+          <w:szCs w:val="22"/>
+          <w:rtl/>
+        </w:rPr>
+        <w:t>, הכולל ספרים ציבוריים, ו-</w:t>
       </w:r>
       <w:r>
         <w:rPr>
@@ -3343,6 +3407,7 @@
         </w:rPr>
         <w:t xml:space="preserve">מתוך מערך הנתונים הציבורי למודלי שפה </w:t>
       </w:r>
+      <w:proofErr w:type="spellStart"/>
       <w:r>
         <w:rPr>
           <w:rFonts w:ascii="David" w:hAnsi="David" w:cs="David"/>
@@ -3352,6 +3417,7 @@
         </w:rPr>
         <w:t>ThePile</w:t>
       </w:r>
+      <w:proofErr w:type="spellEnd"/>
       <w:r>
         <w:rPr>
           <w:rFonts w:ascii="David" w:hAnsi="David" w:cs="David" w:hint="cs"/>
@@ -3432,6 +3498,7 @@
         </w:rPr>
         <w:t xml:space="preserve">[2.5%] </w:t>
       </w:r>
+      <w:proofErr w:type="spellStart"/>
       <w:r>
         <w:rPr>
           <w:rFonts w:ascii="David" w:hAnsi="David" w:cs="David"/>
@@ -3443,6 +3510,7 @@
         </w:rPr>
         <w:t>ArXiv</w:t>
       </w:r>
+      <w:proofErr w:type="spellEnd"/>
       <w:r>
         <w:rPr>
           <w:rFonts w:ascii="David" w:hAnsi="David" w:cs="David" w:hint="cs"/>
@@ -3483,6 +3551,7 @@
         </w:rPr>
         <w:t xml:space="preserve">החוקרים עיבדו קבצי </w:t>
       </w:r>
+      <w:proofErr w:type="spellStart"/>
       <w:r>
         <w:rPr>
           <w:rFonts w:ascii="David" w:hAnsi="David" w:cs="David"/>
@@ -3492,6 +3561,7 @@
         </w:rPr>
         <w:t>LaTex</w:t>
       </w:r>
+      <w:proofErr w:type="spellEnd"/>
       <w:r>
         <w:rPr>
           <w:rFonts w:ascii="David" w:hAnsi="David" w:cs="David" w:hint="cs"/>
@@ -3764,6 +3834,7 @@
         </w:rPr>
         <w:t xml:space="preserve">[2%] </w:t>
       </w:r>
+      <w:proofErr w:type="spellStart"/>
       <w:r>
         <w:rPr>
           <w:rFonts w:ascii="David" w:hAnsi="David" w:cs="David"/>
@@ -3775,6 +3846,7 @@
         </w:rPr>
         <w:t>StackExchange</w:t>
       </w:r>
+      <w:proofErr w:type="spellEnd"/>
       <w:r>
         <w:rPr>
           <w:rFonts w:ascii="David" w:hAnsi="David" w:cs="David" w:hint="cs"/>
@@ -3825,6 +3897,7 @@
         </w:rPr>
         <w:t xml:space="preserve">ממאגר </w:t>
       </w:r>
+      <w:proofErr w:type="spellStart"/>
       <w:r>
         <w:rPr>
           <w:rFonts w:ascii="David" w:hAnsi="David" w:cs="David"/>
@@ -3834,6 +3907,7 @@
         </w:rPr>
         <w:t>StackExchange</w:t>
       </w:r>
+      <w:proofErr w:type="spellEnd"/>
       <w:r>
         <w:rPr>
           <w:rFonts w:ascii="David" w:hAnsi="David" w:cs="David" w:hint="cs"/>
@@ -3927,6 +4001,7 @@
         </w:rPr>
         <w:t xml:space="preserve"> במימוש של </w:t>
       </w:r>
+      <w:proofErr w:type="spellStart"/>
       <w:r>
         <w:rPr>
           <w:rFonts w:ascii="David" w:hAnsi="David" w:cs="David"/>
@@ -3936,6 +4011,7 @@
         </w:rPr>
         <w:t>SentencePiece</w:t>
       </w:r>
+      <w:proofErr w:type="spellEnd"/>
       <w:r>
         <w:rPr>
           <w:rFonts w:ascii="David" w:hAnsi="David" w:cs="David" w:hint="cs"/>
@@ -4182,6 +4258,7 @@
         </w:rPr>
         <w:t xml:space="preserve">מאוחרות יותר, שנוצלו במודלים כדוגמת </w:t>
       </w:r>
+      <w:proofErr w:type="spellStart"/>
       <w:r>
         <w:rPr>
           <w:rFonts w:ascii="David" w:hAnsi="David" w:cs="David"/>
@@ -4191,6 +4268,7 @@
         </w:rPr>
         <w:t>PaLM</w:t>
       </w:r>
+      <w:proofErr w:type="spellEnd"/>
       <w:r>
         <w:rPr>
           <w:rFonts w:ascii="David" w:hAnsi="David" w:cs="David" w:hint="cs"/>
@@ -4541,6 +4619,7 @@
           <w:szCs w:val="22"/>
         </w:rPr>
       </w:pPr>
+      <w:proofErr w:type="spellStart"/>
       <w:r>
         <w:rPr>
           <w:rFonts w:ascii="David" w:hAnsi="David" w:cs="David"/>
@@ -4550,46 +4629,48 @@
           <w:szCs w:val="22"/>
           <w:lang w:val="en-US"/>
         </w:rPr>
-        <w:t>SwiGLU Activation</w:t>
-      </w:r>
-      <w:r>
-        <w:rPr>
-          <w:rFonts w:ascii="David" w:hAnsi="David" w:cs="David" w:hint="cs"/>
+        <w:t>SwiGLU</w:t>
+      </w:r>
+      <w:proofErr w:type="spellEnd"/>
+      <w:r>
+        <w:rPr>
+          <w:rFonts w:ascii="David" w:hAnsi="David" w:cs="David"/>
           <w:b/>
           <w:bCs/>
           <w:sz w:val="22"/>
           <w:szCs w:val="22"/>
-          <w:rtl/>
-          <w:lang w:val="en-US"/>
-        </w:rPr>
-        <w:t xml:space="preserve"> [</w:t>
-      </w:r>
-      <w:r>
-        <w:rPr>
-          <w:rFonts w:ascii="David" w:hAnsi="David" w:cs="David"/>
+          <w:lang w:val="en-US"/>
+        </w:rPr>
+        <w:t xml:space="preserve"> Activation</w:t>
+      </w:r>
+      <w:r>
+        <w:rPr>
+          <w:rFonts w:ascii="David" w:hAnsi="David" w:cs="David" w:hint="cs"/>
           <w:b/>
           <w:bCs/>
           <w:sz w:val="22"/>
           <w:szCs w:val="22"/>
-          <w:lang w:val="en-US"/>
-        </w:rPr>
-        <w:t>PaLM</w:t>
-      </w:r>
-      <w:r>
-        <w:rPr>
-          <w:rFonts w:ascii="David" w:hAnsi="David" w:cs="David" w:hint="cs"/>
+          <w:rtl/>
+          <w:lang w:val="en-US"/>
+        </w:rPr>
+        <w:t xml:space="preserve"> [</w:t>
+      </w:r>
+      <w:proofErr w:type="spellStart"/>
+      <w:r>
+        <w:rPr>
+          <w:rFonts w:ascii="David" w:hAnsi="David" w:cs="David"/>
           <w:b/>
           <w:bCs/>
           <w:sz w:val="22"/>
           <w:szCs w:val="22"/>
-          <w:rtl/>
-          <w:lang w:val="en-US"/>
-        </w:rPr>
-        <w:t xml:space="preserve">] </w:t>
-      </w:r>
-      <w:r>
-        <w:rPr>
-          <w:rFonts w:ascii="David" w:hAnsi="David" w:cs="David"/>
+          <w:lang w:val="en-US"/>
+        </w:rPr>
+        <w:t>PaLM</w:t>
+      </w:r>
+      <w:proofErr w:type="spellEnd"/>
+      <w:r>
+        <w:rPr>
+          <w:rFonts w:ascii="David" w:hAnsi="David" w:cs="David" w:hint="cs"/>
           <w:b/>
           <w:bCs/>
           <w:sz w:val="22"/>
@@ -4597,11 +4678,11 @@
           <w:rtl/>
           <w:lang w:val="en-US"/>
         </w:rPr>
-        <w:t>–</w:t>
-      </w:r>
-      <w:r>
-        <w:rPr>
-          <w:rFonts w:ascii="David" w:hAnsi="David" w:cs="David" w:hint="cs"/>
+        <w:t xml:space="preserve">] </w:t>
+      </w:r>
+      <w:r>
+        <w:rPr>
+          <w:rFonts w:ascii="David" w:hAnsi="David" w:cs="David"/>
           <w:b/>
           <w:bCs/>
           <w:sz w:val="22"/>
@@ -4609,6 +4690,18 @@
           <w:rtl/>
           <w:lang w:val="en-US"/>
         </w:rPr>
+        <w:t>–</w:t>
+      </w:r>
+      <w:r>
+        <w:rPr>
+          <w:rFonts w:ascii="David" w:hAnsi="David" w:cs="David" w:hint="cs"/>
+          <w:b/>
+          <w:bCs/>
+          <w:sz w:val="22"/>
+          <w:szCs w:val="22"/>
+          <w:rtl/>
+          <w:lang w:val="en-US"/>
+        </w:rPr>
         <w:t xml:space="preserve"> </w:t>
       </w:r>
       <w:r>
@@ -4621,6 +4714,7 @@
         </w:rPr>
         <w:t xml:space="preserve">מחליפים את </w:t>
       </w:r>
+      <w:proofErr w:type="spellStart"/>
       <w:r>
         <w:rPr>
           <w:rFonts w:ascii="David" w:hAnsi="David" w:cs="David"/>
@@ -4630,6 +4724,7 @@
         </w:rPr>
         <w:t>ReLU</w:t>
       </w:r>
+      <w:proofErr w:type="spellEnd"/>
       <w:r>
         <w:rPr>
           <w:rFonts w:ascii="David" w:hAnsi="David" w:cs="David" w:hint="cs"/>
@@ -4641,6 +4736,7 @@
         <w:t xml:space="preserve"> בפונקציה </w:t>
       </w:r>
       <w:hyperlink r:id="rId8" w:anchor=":~:text=Swish%2DGated%20Linear%20Unit%20Activation%20Function%20(SwiGLU)" w:history="1">
+        <w:proofErr w:type="spellStart"/>
         <w:r>
           <w:rPr>
             <w:rStyle w:val="Hyperlink"/>
@@ -4651,6 +4747,7 @@
           </w:rPr>
           <w:t>SwiGLU</w:t>
         </w:r>
+        <w:proofErr w:type="spellEnd"/>
       </w:hyperlink>
       <w:r>
         <w:rPr>
@@ -4662,6 +4759,7 @@
         </w:rPr>
         <w:t xml:space="preserve"> שהוצגה ע"י </w:t>
       </w:r>
+      <w:proofErr w:type="spellStart"/>
       <w:r>
         <w:rPr>
           <w:rFonts w:ascii="David" w:hAnsi="David" w:cs="David"/>
@@ -4671,6 +4769,7 @@
         </w:rPr>
         <w:t>Shazeer</w:t>
       </w:r>
+      <w:proofErr w:type="spellEnd"/>
       <w:r>
         <w:rPr>
           <w:rFonts w:ascii="David" w:hAnsi="David" w:cs="David" w:hint="cs"/>
@@ -4768,6 +4867,7 @@
         </w:rPr>
         <w:t xml:space="preserve"> כמו ב-</w:t>
       </w:r>
+      <w:proofErr w:type="spellStart"/>
       <w:r>
         <w:rPr>
           <w:rFonts w:ascii="David" w:eastAsiaTheme="minorEastAsia" w:hAnsi="David" w:cs="David"/>
@@ -4777,6 +4877,7 @@
         </w:rPr>
         <w:t>PaLM</w:t>
       </w:r>
+      <w:proofErr w:type="spellEnd"/>
       <w:r>
         <w:rPr>
           <w:rFonts w:ascii="David" w:eastAsiaTheme="minorEastAsia" w:hAnsi="David" w:cs="David" w:hint="cs"/>
@@ -4898,6 +4999,7 @@
         </w:rPr>
         <w:t xml:space="preserve"> [</w:t>
       </w:r>
+      <w:proofErr w:type="spellStart"/>
       <w:r>
         <w:rPr>
           <w:rFonts w:ascii="David" w:hAnsi="David" w:cs="David"/>
@@ -4909,6 +5011,7 @@
         </w:rPr>
         <w:t>GPTNeo</w:t>
       </w:r>
+      <w:proofErr w:type="spellEnd"/>
       <w:r>
         <w:rPr>
           <w:rFonts w:ascii="David" w:hAnsi="David" w:cs="David" w:hint="cs"/>
@@ -5012,6 +5115,7 @@
         </w:rPr>
         <w:t xml:space="preserve">, או </w:t>
       </w:r>
+      <w:proofErr w:type="spellStart"/>
       <w:r>
         <w:rPr>
           <w:rFonts w:ascii="David" w:hAnsi="David" w:cs="David"/>
@@ -5021,6 +5125,7 @@
         </w:rPr>
         <w:t>RoPE</w:t>
       </w:r>
+      <w:proofErr w:type="spellEnd"/>
       <w:r>
         <w:rPr>
           <w:rFonts w:ascii="David" w:hAnsi="David" w:cs="David" w:hint="cs"/>
@@ -5824,7 +5929,29 @@
           <w:rtl/>
           <w:lang w:val="en-US"/>
         </w:rPr>
-        <w:t xml:space="preserve">על-מנת לשפר עוד את יעילות האימון, החוקרים צמצמו את כמות האקטיבציות </w:t>
+        <w:t xml:space="preserve">על-מנת לשפר עוד את יעילות האימון, החוקרים צמצמו את כמות </w:t>
+      </w:r>
+      <w:proofErr w:type="spellStart"/>
+      <w:r>
+        <w:rPr>
+          <w:rFonts w:ascii="David" w:hAnsi="David" w:cs="David" w:hint="cs"/>
+          <w:sz w:val="22"/>
+          <w:szCs w:val="22"/>
+          <w:rtl/>
+          <w:lang w:val="en-US"/>
+        </w:rPr>
+        <w:t>האקטיבציות</w:t>
+      </w:r>
+      <w:proofErr w:type="spellEnd"/>
+      <w:r>
+        <w:rPr>
+          <w:rFonts w:ascii="David" w:hAnsi="David" w:cs="David" w:hint="cs"/>
+          <w:sz w:val="22"/>
+          <w:szCs w:val="22"/>
+          <w:rtl/>
+          <w:lang w:val="en-US"/>
+        </w:rPr>
+        <w:t xml:space="preserve"> </w:t>
       </w:r>
       <w:r>
         <w:rPr>
@@ -5853,7 +5980,29 @@
           <w:rtl/>
           <w:lang w:val="en-US"/>
         </w:rPr>
-        <w:t>. למרבה הדיוק, שומרים את האקטיבציות שהחישוב שלהן יקר, כגון פלטים של שכבות לינאריות</w:t>
+        <w:t xml:space="preserve">. למרבה הדיוק, שומרים את </w:t>
+      </w:r>
+      <w:proofErr w:type="spellStart"/>
+      <w:r>
+        <w:rPr>
+          <w:rFonts w:ascii="David" w:hAnsi="David" w:cs="David" w:hint="cs"/>
+          <w:sz w:val="22"/>
+          <w:szCs w:val="22"/>
+          <w:rtl/>
+          <w:lang w:val="en-US"/>
+        </w:rPr>
+        <w:t>האקטיבציות</w:t>
+      </w:r>
+      <w:proofErr w:type="spellEnd"/>
+      <w:r>
+        <w:rPr>
+          <w:rFonts w:ascii="David" w:hAnsi="David" w:cs="David" w:hint="cs"/>
+          <w:sz w:val="22"/>
+          <w:szCs w:val="22"/>
+          <w:rtl/>
+          <w:lang w:val="en-US"/>
+        </w:rPr>
+        <w:t xml:space="preserve"> שהחישוב שלהן יקר, כגון פלטים של שכבות לינאריות</w:t>
       </w:r>
       <w:r>
         <w:rPr>
@@ -5903,6 +6052,7 @@
         </w:rPr>
         <w:t>, במקום להסתמך על מנגנון ה-</w:t>
       </w:r>
+      <w:proofErr w:type="spellStart"/>
       <w:r>
         <w:rPr>
           <w:rFonts w:ascii="David" w:hAnsi="David" w:cs="David"/>
@@ -5912,6 +6062,7 @@
         </w:rPr>
         <w:t>autograd</w:t>
       </w:r>
+      <w:proofErr w:type="spellEnd"/>
       <w:r>
         <w:rPr>
           <w:rFonts w:ascii="David" w:hAnsi="David" w:cs="David" w:hint="cs"/>
@@ -5922,6 +6073,7 @@
         </w:rPr>
         <w:t xml:space="preserve"> של </w:t>
       </w:r>
+      <w:proofErr w:type="spellStart"/>
       <w:r>
         <w:rPr>
           <w:rFonts w:ascii="David" w:hAnsi="David" w:cs="David"/>
@@ -5931,6 +6083,7 @@
         </w:rPr>
         <w:t>PyTorch</w:t>
       </w:r>
+      <w:proofErr w:type="spellEnd"/>
       <w:r>
         <w:rPr>
           <w:rFonts w:ascii="David" w:hAnsi="David" w:cs="David" w:hint="cs"/>
@@ -6019,7 +6172,29 @@
           <w:rtl/>
           <w:lang w:val="en-US"/>
         </w:rPr>
-        <w:t xml:space="preserve"> את חישובי האקטיבציות עם התקשורת בין מעבדי ה-</w:t>
+        <w:t xml:space="preserve"> את חישובי </w:t>
+      </w:r>
+      <w:proofErr w:type="spellStart"/>
+      <w:r>
+        <w:rPr>
+          <w:rFonts w:ascii="David" w:hAnsi="David" w:cs="David" w:hint="cs"/>
+          <w:sz w:val="22"/>
+          <w:szCs w:val="22"/>
+          <w:rtl/>
+          <w:lang w:val="en-US"/>
+        </w:rPr>
+        <w:t>האקטיבציות</w:t>
+      </w:r>
+      <w:proofErr w:type="spellEnd"/>
+      <w:r>
+        <w:rPr>
+          <w:rFonts w:ascii="David" w:hAnsi="David" w:cs="David" w:hint="cs"/>
+          <w:sz w:val="22"/>
+          <w:szCs w:val="22"/>
+          <w:rtl/>
+          <w:lang w:val="en-US"/>
+        </w:rPr>
+        <w:t xml:space="preserve"> עם התקשורת בין מעבדי ה-</w:t>
       </w:r>
       <w:r>
         <w:rPr>
@@ -6040,6 +6215,7 @@
         </w:rPr>
         <w:t xml:space="preserve"> על-גבי רשת (באמצעות פעולות </w:t>
       </w:r>
+      <w:proofErr w:type="spellStart"/>
       <w:r>
         <w:rPr>
           <w:rFonts w:ascii="David" w:hAnsi="David" w:cs="David"/>
@@ -6049,6 +6225,7 @@
         </w:rPr>
         <w:t>all_reduce</w:t>
       </w:r>
+      <w:proofErr w:type="spellEnd"/>
       <w:r>
         <w:rPr>
           <w:rFonts w:ascii="David" w:hAnsi="David" w:cs="David" w:hint="cs"/>
@@ -6550,7 +6727,29 @@
           <w:rtl/>
           <w:lang w:val="en-US"/>
         </w:rPr>
-        <w:t xml:space="preserve"> למשימה (בין 1 ל-64) ודוגמה אחת לבדיקה. המודל מקבל את הטקסט הזה כקלט ומגנרט תשובה או מדרג אפשרויות שונות.</w:t>
+        <w:t xml:space="preserve"> למשימה (בין 1 ל-64) ודוגמה אחת לבדיקה. המודל מקבל את הטקסט הזה כקלט </w:t>
+      </w:r>
+      <w:proofErr w:type="spellStart"/>
+      <w:r>
+        <w:rPr>
+          <w:rFonts w:ascii="David" w:hAnsi="David" w:cs="David" w:hint="cs"/>
+          <w:sz w:val="22"/>
+          <w:szCs w:val="22"/>
+          <w:rtl/>
+          <w:lang w:val="en-US"/>
+        </w:rPr>
+        <w:t>ומגנרט</w:t>
+      </w:r>
+      <w:proofErr w:type="spellEnd"/>
+      <w:r>
+        <w:rPr>
+          <w:rFonts w:ascii="David" w:hAnsi="David" w:cs="David" w:hint="cs"/>
+          <w:sz w:val="22"/>
+          <w:szCs w:val="22"/>
+          <w:rtl/>
+          <w:lang w:val="en-US"/>
+        </w:rPr>
+        <w:t xml:space="preserve"> תשובה או מדרג אפשרויות שונות.</w:t>
       </w:r>
     </w:p>
     <w:p>
@@ -7384,6 +7583,7 @@
         </w:rPr>
         <w:t xml:space="preserve"> בכל המדדים, למעט </w:t>
       </w:r>
+      <w:proofErr w:type="spellStart"/>
       <w:r>
         <w:rPr>
           <w:rFonts w:ascii="David" w:hAnsi="David" w:cs="David"/>
@@ -7393,6 +7593,7 @@
         </w:rPr>
         <w:t>BoolQ</w:t>
       </w:r>
+      <w:proofErr w:type="spellEnd"/>
       <w:r>
         <w:rPr>
           <w:rFonts w:ascii="David" w:hAnsi="David" w:cs="David" w:hint="cs"/>
@@ -7452,6 +7653,7 @@
         </w:rPr>
         <w:t xml:space="preserve"> בכל המדדים למעט </w:t>
       </w:r>
+      <w:proofErr w:type="spellStart"/>
       <w:r>
         <w:rPr>
           <w:rFonts w:ascii="David" w:hAnsi="David" w:cs="David"/>
@@ -7461,6 +7663,7 @@
         </w:rPr>
         <w:t>BoolQ</w:t>
       </w:r>
+      <w:proofErr w:type="spellEnd"/>
       <w:r>
         <w:rPr>
           <w:rFonts w:ascii="David" w:hAnsi="David" w:cs="David" w:hint="cs"/>
@@ -7895,6 +8098,7 @@
         </w:rPr>
         <w:t xml:space="preserve">המציגה את התוצאות עבור </w:t>
       </w:r>
+      <w:proofErr w:type="spellStart"/>
       <w:r>
         <w:rPr>
           <w:rFonts w:ascii="David" w:hAnsi="David" w:cs="David"/>
@@ -7904,6 +8108,7 @@
         </w:rPr>
         <w:t>TriviaQA</w:t>
       </w:r>
+      <w:proofErr w:type="spellEnd"/>
       <w:r>
         <w:rPr>
           <w:rFonts w:ascii="David" w:hAnsi="David" w:cs="David" w:hint="cs"/>
@@ -9001,6 +9206,7 @@
         </w:rPr>
         <w:t xml:space="preserve"> ל-</w:t>
       </w:r>
+      <w:proofErr w:type="spellStart"/>
       <w:r>
         <w:rPr>
           <w:rFonts w:ascii="David" w:hAnsi="David" w:cs="David"/>
@@ -9010,6 +9216,7 @@
         </w:rPr>
         <w:t>PaLM</w:t>
       </w:r>
+      <w:proofErr w:type="spellEnd"/>
       <w:r>
         <w:rPr>
           <w:rFonts w:ascii="David" w:hAnsi="David" w:cs="David" w:hint="cs"/>
@@ -9724,7 +9931,27 @@
           <w:szCs w:val="22"/>
           <w:rtl/>
         </w:rPr>
-        <w:t>המודל מקבל גם חתימת פונקציה, הפרומפט מעוצב כקוד טבעי עם התיאור הטקסטואלי והבדיקות ב</w:t>
+        <w:t xml:space="preserve">המודל מקבל גם חתימת פונקציה, </w:t>
+      </w:r>
+      <w:proofErr w:type="spellStart"/>
+      <w:r>
+        <w:rPr>
+          <w:rFonts w:ascii="David" w:hAnsi="David" w:cs="David"/>
+          <w:sz w:val="22"/>
+          <w:szCs w:val="22"/>
+          <w:rtl/>
+        </w:rPr>
+        <w:t>הפרומפט</w:t>
+      </w:r>
+      <w:proofErr w:type="spellEnd"/>
+      <w:r>
+        <w:rPr>
+          <w:rFonts w:ascii="David" w:hAnsi="David" w:cs="David"/>
+          <w:sz w:val="22"/>
+          <w:szCs w:val="22"/>
+          <w:rtl/>
+        </w:rPr>
+        <w:t xml:space="preserve"> מעוצב כקוד טבעי עם התיאור הטקסטואלי והבדיקות ב</w:t>
       </w:r>
       <w:r>
         <w:rPr>
@@ -10161,6 +10388,7 @@
         </w:rPr>
         <w:t xml:space="preserve"> ו-</w:t>
       </w:r>
+      <w:proofErr w:type="spellStart"/>
       <w:r>
         <w:rPr>
           <w:rFonts w:ascii="David" w:hAnsi="David" w:cs="David"/>
@@ -10170,6 +10398,7 @@
         </w:rPr>
         <w:t>PaLM</w:t>
       </w:r>
+      <w:proofErr w:type="spellEnd"/>
       <w:r>
         <w:rPr>
           <w:rFonts w:ascii="David" w:hAnsi="David" w:cs="David" w:hint="cs"/>
@@ -11300,6 +11529,7 @@
         </w:rPr>
         <w:t xml:space="preserve"> </w:t>
       </w:r>
+      <w:proofErr w:type="spellStart"/>
       <w:r>
         <w:rPr>
           <w:rFonts w:ascii="David" w:hAnsi="David" w:cs="David"/>
@@ -11309,6 +11539,7 @@
         </w:rPr>
         <w:t>ArXiv</w:t>
       </w:r>
+      <w:proofErr w:type="spellEnd"/>
       <w:r>
         <w:rPr>
           <w:rFonts w:ascii="David" w:hAnsi="David" w:cs="David" w:hint="cs"/>
@@ -11443,6 +11674,7 @@
         </w:rPr>
         <w:t xml:space="preserve"> של ספרים. כמות גדולה זו של ספרים, שבה השתמשו המודלים האחרים, עשויה גם להסביר מדוע </w:t>
       </w:r>
+      <w:proofErr w:type="spellStart"/>
       <w:r>
         <w:rPr>
           <w:rFonts w:ascii="David" w:hAnsi="David" w:cs="David"/>
@@ -11452,6 +11684,7 @@
         </w:rPr>
         <w:t>Gospher</w:t>
       </w:r>
+      <w:proofErr w:type="spellEnd"/>
       <w:r>
         <w:rPr>
           <w:rFonts w:ascii="David" w:hAnsi="David" w:cs="David" w:hint="cs"/>
@@ -13377,6 +13610,7 @@
         </w:rPr>
         <w:t xml:space="preserve"> </w:t>
       </w:r>
+      <w:proofErr w:type="spellStart"/>
       <w:r>
         <w:rPr>
           <w:rFonts w:ascii="David" w:hAnsi="David" w:cs="David"/>
@@ -13386,6 +13620,7 @@
         </w:rPr>
         <w:t>RealToxicityPrompts</w:t>
       </w:r>
+      <w:proofErr w:type="spellEnd"/>
     </w:p>
     <w:p>
       <w:pPr>
@@ -13493,7 +13728,29 @@
           <w:rtl/>
           <w:lang w:val="en-US"/>
         </w:rPr>
-        <w:t>100,000 פרומפטים שהמודל צריך להשלים</w:t>
+        <w:t xml:space="preserve">100,000 </w:t>
+      </w:r>
+      <w:proofErr w:type="spellStart"/>
+      <w:r>
+        <w:rPr>
+          <w:rFonts w:ascii="David" w:hAnsi="David" w:cs="David"/>
+          <w:sz w:val="22"/>
+          <w:szCs w:val="22"/>
+          <w:rtl/>
+          <w:lang w:val="en-US"/>
+        </w:rPr>
+        <w:t>פרומפטים</w:t>
+      </w:r>
+      <w:proofErr w:type="spellEnd"/>
+      <w:r>
+        <w:rPr>
+          <w:rFonts w:ascii="David" w:hAnsi="David" w:cs="David"/>
+          <w:sz w:val="22"/>
+          <w:szCs w:val="22"/>
+          <w:rtl/>
+          <w:lang w:val="en-US"/>
+        </w:rPr>
+        <w:t xml:space="preserve"> שהמודל צריך להשלים</w:t>
       </w:r>
       <w:r>
         <w:rPr>
@@ -13591,7 +13848,29 @@
           <w:rtl/>
           <w:lang w:val="en-US"/>
         </w:rPr>
-        <w:t>100,000 הפרומפטים מייצרים תשובה באופן</w:t>
+        <w:t xml:space="preserve">100,000 </w:t>
+      </w:r>
+      <w:proofErr w:type="spellStart"/>
+      <w:r>
+        <w:rPr>
+          <w:rFonts w:ascii="David" w:hAnsi="David" w:cs="David"/>
+          <w:sz w:val="22"/>
+          <w:szCs w:val="22"/>
+          <w:rtl/>
+          <w:lang w:val="en-US"/>
+        </w:rPr>
+        <w:t>הפרומפטים</w:t>
+      </w:r>
+      <w:proofErr w:type="spellEnd"/>
+      <w:r>
+        <w:rPr>
+          <w:rFonts w:ascii="David" w:hAnsi="David" w:cs="David"/>
+          <w:sz w:val="22"/>
+          <w:szCs w:val="22"/>
+          <w:rtl/>
+          <w:lang w:val="en-US"/>
+        </w:rPr>
+        <w:t xml:space="preserve"> מייצרים תשובה באופן</w:t>
       </w:r>
       <w:r>
         <w:rPr>
@@ -13669,7 +13948,29 @@
           <w:rtl/>
           <w:lang w:val="en-US"/>
         </w:rPr>
-        <w:t xml:space="preserve"> הציון לכל פרומפט נע בין 0 (לא רעיל) ל</w:t>
+        <w:t xml:space="preserve"> הציון לכל </w:t>
+      </w:r>
+      <w:proofErr w:type="spellStart"/>
+      <w:r>
+        <w:rPr>
+          <w:rFonts w:ascii="David" w:hAnsi="David" w:cs="David"/>
+          <w:sz w:val="22"/>
+          <w:szCs w:val="22"/>
+          <w:rtl/>
+          <w:lang w:val="en-US"/>
+        </w:rPr>
+        <w:t>פרומפט</w:t>
+      </w:r>
+      <w:proofErr w:type="spellEnd"/>
+      <w:r>
+        <w:rPr>
+          <w:rFonts w:ascii="David" w:hAnsi="David" w:cs="David"/>
+          <w:sz w:val="22"/>
+          <w:szCs w:val="22"/>
+          <w:rtl/>
+          <w:lang w:val="en-US"/>
+        </w:rPr>
+        <w:t xml:space="preserve"> נע בין 0 (לא רעיל) ל</w:t>
       </w:r>
       <w:r>
         <w:rPr>
@@ -13709,17 +14010,61 @@
           <w:rtl/>
           <w:lang w:val="en-US"/>
         </w:rPr>
-        <w:t xml:space="preserve"> הציון הממוצע עבור קטגוריות הפרומפטים הבסיסיים וה</w:t>
-      </w:r>
-      <w:r>
-        <w:rPr>
-          <w:rFonts w:ascii="David" w:hAnsi="David" w:cs="David" w:hint="cs"/>
-          <w:sz w:val="22"/>
-          <w:szCs w:val="22"/>
-          <w:rtl/>
-          <w:lang w:val="en-US"/>
-        </w:rPr>
-        <w:t>"מכבדים"</w:t>
+        <w:t xml:space="preserve"> הציון הממוצע עבור קטגוריות </w:t>
+      </w:r>
+      <w:proofErr w:type="spellStart"/>
+      <w:r>
+        <w:rPr>
+          <w:rFonts w:ascii="David" w:hAnsi="David" w:cs="David"/>
+          <w:sz w:val="22"/>
+          <w:szCs w:val="22"/>
+          <w:rtl/>
+          <w:lang w:val="en-US"/>
+        </w:rPr>
+        <w:t>הפרומפטים</w:t>
+      </w:r>
+      <w:proofErr w:type="spellEnd"/>
+      <w:r>
+        <w:rPr>
+          <w:rFonts w:ascii="David" w:hAnsi="David" w:cs="David"/>
+          <w:sz w:val="22"/>
+          <w:szCs w:val="22"/>
+          <w:rtl/>
+          <w:lang w:val="en-US"/>
+        </w:rPr>
+        <w:t xml:space="preserve"> הבסיסיים </w:t>
+      </w:r>
+      <w:proofErr w:type="spellStart"/>
+      <w:r>
+        <w:rPr>
+          <w:rFonts w:ascii="David" w:hAnsi="David" w:cs="David"/>
+          <w:sz w:val="22"/>
+          <w:szCs w:val="22"/>
+          <w:rtl/>
+          <w:lang w:val="en-US"/>
+        </w:rPr>
+        <w:t>וה</w:t>
+      </w:r>
+      <w:r>
+        <w:rPr>
+          <w:rFonts w:ascii="David" w:hAnsi="David" w:cs="David" w:hint="cs"/>
+          <w:sz w:val="22"/>
+          <w:szCs w:val="22"/>
+          <w:rtl/>
+          <w:lang w:val="en-US"/>
+        </w:rPr>
+        <w:t>"מכבדים</w:t>
+      </w:r>
+      <w:proofErr w:type="spellEnd"/>
+      <w:r>
+        <w:rPr>
+          <w:rFonts w:ascii="David" w:hAnsi="David" w:cs="David" w:hint="cs"/>
+          <w:sz w:val="22"/>
+          <w:szCs w:val="22"/>
+          <w:rtl/>
+          <w:lang w:val="en-US"/>
+        </w:rPr>
+        <w:t>"</w:t>
       </w:r>
       <w:r>
         <w:rPr>
@@ -13830,7 +14175,29 @@
           <w:rtl/>
           <w:lang w:val="en-US"/>
         </w:rPr>
-        <w:t>אך המתודולוגיות שונות באשר לאסטרטגיית הדגימה, מספר הפרומפטים וזמן השימוש ב</w:t>
+        <w:t xml:space="preserve">אך המתודולוגיות שונות באשר לאסטרטגיית הדגימה, מספר </w:t>
+      </w:r>
+      <w:proofErr w:type="spellStart"/>
+      <w:r>
+        <w:rPr>
+          <w:rFonts w:ascii="David" w:hAnsi="David" w:cs="David"/>
+          <w:sz w:val="22"/>
+          <w:szCs w:val="22"/>
+          <w:rtl/>
+          <w:lang w:val="en-US"/>
+        </w:rPr>
+        <w:t>הפרומפטים</w:t>
+      </w:r>
+      <w:proofErr w:type="spellEnd"/>
+      <w:r>
+        <w:rPr>
+          <w:rFonts w:ascii="David" w:hAnsi="David" w:cs="David"/>
+          <w:sz w:val="22"/>
+          <w:szCs w:val="22"/>
+          <w:rtl/>
+          <w:lang w:val="en-US"/>
+        </w:rPr>
+        <w:t xml:space="preserve"> וזמן השימוש ב</w:t>
       </w:r>
       <w:r>
         <w:rPr>
@@ -13948,7 +14315,29 @@
           <w:rtl/>
           <w:lang w:val="en-US"/>
         </w:rPr>
-        <w:t xml:space="preserve"> הרעילות עולה עם גודל המודל, במיוחד עבור פרומפטים </w:t>
+        <w:t xml:space="preserve"> הרעילות עולה עם גודל המודל, במיוחד עבור </w:t>
+      </w:r>
+      <w:proofErr w:type="spellStart"/>
+      <w:r>
+        <w:rPr>
+          <w:rFonts w:ascii="David" w:hAnsi="David" w:cs="David"/>
+          <w:sz w:val="22"/>
+          <w:szCs w:val="22"/>
+          <w:rtl/>
+          <w:lang w:val="en-US"/>
+        </w:rPr>
+        <w:t>פרומפטים</w:t>
+      </w:r>
+      <w:proofErr w:type="spellEnd"/>
+      <w:r>
+        <w:rPr>
+          <w:rFonts w:ascii="David" w:hAnsi="David" w:cs="David"/>
+          <w:sz w:val="22"/>
+          <w:szCs w:val="22"/>
+          <w:rtl/>
+          <w:lang w:val="en-US"/>
+        </w:rPr>
+        <w:t xml:space="preserve"> </w:t>
       </w:r>
       <w:r>
         <w:rPr>
@@ -14127,6 +14516,7 @@
         </w:rPr>
         <w:t xml:space="preserve">5.2 </w:t>
       </w:r>
+      <w:proofErr w:type="spellStart"/>
       <w:r>
         <w:rPr>
           <w:rFonts w:ascii="David" w:hAnsi="David" w:cs="David"/>
@@ -14134,7 +14524,17 @@
           <w:bCs/>
           <w:lang w:val="en-US"/>
         </w:rPr>
-        <w:t>CrowS-Pairs</w:t>
+        <w:t>CrowS</w:t>
+      </w:r>
+      <w:proofErr w:type="spellEnd"/>
+      <w:r>
+        <w:rPr>
+          <w:rFonts w:ascii="David" w:hAnsi="David" w:cs="David"/>
+          <w:b/>
+          <w:bCs/>
+          <w:lang w:val="en-US"/>
+        </w:rPr>
+        <w:t>-Pairs</w:t>
       </w:r>
     </w:p>
     <w:p>
@@ -14655,6 +15055,7 @@
         </w:rPr>
         <w:t xml:space="preserve">5.3 </w:t>
       </w:r>
+      <w:proofErr w:type="spellStart"/>
       <w:r>
         <w:rPr>
           <w:rFonts w:ascii="David" w:hAnsi="David" w:cs="David"/>
@@ -14664,6 +15065,7 @@
         </w:rPr>
         <w:t>WinoGender</w:t>
       </w:r>
+      <w:proofErr w:type="spellEnd"/>
     </w:p>
     <w:p>
       <w:pPr>
@@ -14686,6 +15088,7 @@
         </w:rPr>
         <w:t xml:space="preserve">כדי לבחון לעומק את ההטיות בתחום המגדר, משתמשים במדד </w:t>
       </w:r>
+      <w:proofErr w:type="spellStart"/>
       <w:r>
         <w:rPr>
           <w:rFonts w:ascii="David" w:hAnsi="David" w:cs="David"/>
@@ -14695,6 +15098,7 @@
         </w:rPr>
         <w:t>WinoGender</w:t>
       </w:r>
+      <w:proofErr w:type="spellEnd"/>
       <w:r>
         <w:rPr>
           <w:rFonts w:ascii="David" w:hAnsi="David" w:cs="David" w:hint="cs"/>
@@ -15084,6 +15488,7 @@
         </w:rPr>
         <w:t xml:space="preserve">5.4 </w:t>
       </w:r>
+      <w:proofErr w:type="spellStart"/>
       <w:r>
         <w:rPr>
           <w:rFonts w:ascii="David" w:hAnsi="David" w:cs="David"/>
@@ -15093,6 +15498,7 @@
         </w:rPr>
         <w:t>TruthfulQA</w:t>
       </w:r>
+      <w:proofErr w:type="spellEnd"/>
     </w:p>
     <w:p>
       <w:pPr>
@@ -15574,7 +15980,27 @@
           <w:rtl/>
           <w:lang w:val="en-US"/>
         </w:rPr>
-        <w:t xml:space="preserve"> עדיין נוטים המציא תשובות לא נכונות (להזות, </w:t>
+        <w:t xml:space="preserve"> עדיין נוטים </w:t>
+      </w:r>
+      <w:r>
+        <w:rPr>
+          <w:rFonts w:ascii="David" w:hAnsi="David" w:cs="David" w:hint="cs"/>
+          <w:sz w:val="22"/>
+          <w:szCs w:val="22"/>
+          <w:rtl/>
+          <w:lang w:val="en-US"/>
+        </w:rPr>
+        <w:t>ל</w:t>
+      </w:r>
+      <w:r>
+        <w:rPr>
+          <w:rFonts w:ascii="David" w:hAnsi="David" w:cs="David" w:hint="cs"/>
+          <w:sz w:val="22"/>
+          <w:szCs w:val="22"/>
+          <w:rtl/>
+          <w:lang w:val="en-US"/>
+        </w:rPr>
+        <w:t xml:space="preserve">המציא תשובות לא נכונות (להזות, </w:t>
       </w:r>
       <w:r>
         <w:rPr>
@@ -17244,7 +17670,27 @@
           <w:szCs w:val="22"/>
           <w:rtl/>
         </w:rPr>
-        <w:t>מאז שטיורינג הציע למדוד אינטליגנציה של מכונות דרך יכולתן להשתמש בשפה, מודלי שפה הפכו לאחד המדדים המרכזיים להתקדמות בבינה מלאכותית</w:t>
+        <w:t xml:space="preserve">מאז </w:t>
+      </w:r>
+      <w:proofErr w:type="spellStart"/>
+      <w:r>
+        <w:rPr>
+          <w:rFonts w:ascii="David" w:hAnsi="David" w:cs="David"/>
+          <w:sz w:val="22"/>
+          <w:szCs w:val="22"/>
+          <w:rtl/>
+        </w:rPr>
+        <w:t>שטיורינג</w:t>
+      </w:r>
+      <w:proofErr w:type="spellEnd"/>
+      <w:r>
+        <w:rPr>
+          <w:rFonts w:ascii="David" w:hAnsi="David" w:cs="David"/>
+          <w:sz w:val="22"/>
+          <w:szCs w:val="22"/>
+          <w:rtl/>
+        </w:rPr>
+        <w:t xml:space="preserve"> הציע למדוד אינטליגנציה של מכונות דרך יכולתן להשתמש בשפה, מודלי שפה הפכו לאחד המדדים המרכזיים להתקדמות בבינה מלאכותית</w:t>
       </w:r>
       <w:r>
         <w:rPr>
@@ -18111,6 +18557,7 @@
         </w:rPr>
         <w:t xml:space="preserve">, </w:t>
       </w:r>
+      <w:proofErr w:type="spellStart"/>
       <w:r>
         <w:rPr>
           <w:rFonts w:ascii="David" w:hAnsi="David" w:cs="David"/>
@@ -18120,6 +18567,7 @@
         </w:rPr>
         <w:t>PaLM</w:t>
       </w:r>
+      <w:proofErr w:type="spellEnd"/>
       <w:r>
         <w:rPr>
           <w:rFonts w:ascii="David" w:hAnsi="David" w:cs="David" w:hint="cs"/>
